--- a/Optimizing Temporal Efficient Networks for Embedded Keyword Spotting on Microcontrollers.docx
+++ b/Optimizing Temporal Efficient Networks for Embedded Keyword Spotting on Microcontrollers.docx
@@ -30,7 +30,7 @@
           <w:rFonts w:ascii="Times New Roman" w:hAnsi="Times New Roman"/>
           <w:sz w:val="22"/>
         </w:rPr>
-        <w:t xml:space="preserve"> — Keyword spotting (KWS) is a key enabling technology for voice-driven interfaces in embedded and Internet-of-Things (IoT) devices. Deploying deep learning models for KWS directly on microcontrollers is challenging due to strict constraints in memory capacity, computational resources, and energy consumption. In this work, we investigate the optimization of a lightweight neural network architecture for embedded keyword spotting applications. Specifically, we focus on improving the Temporal Efficient Network (TENet) architecture through systematic architecture exploration and hyperparameter optimization. Five candidate architectures are evaluated under a fixed computational budget, and TENet is selected as the most efficient base model. A four-stage progressive grid search is then performed over six architectural hyperparameters, evaluating 2,302 candidate configurations. The optimized model is trained using the Google Speech Commands v2 dataset with data augmentation techniques including SpecAugment, Mixup, and label smoothing, and deployed on an STM32F767IGT6 microcontroller based on the ARM Cortex-M7 architecture. Experimental results show that the proposed model achieves a test accuracy of 96.84% (96.76% after INT8 quantization) and a weighted F1-score of 0.9675 with only 12,822 parameters and 276,136 multiply-accumulate operations (MACCs). The deployed INT8 model requires 13.87 KB of flash memory and 7.64 KB of RAM, and achieves an average inference latency of 6.32 ms on the target hardware. Compared with previously reported lightweight keyword spotting architectures operating under similar computational constraints, the optimized TENet model achieves improved classification performance while maintaining a compact footprint suitable for real-time embedded deployment.</w:t>
+        <w:t xml:space="preserve"> — Keyword spotting (KWS) is a key enabling technology for voice-driven interfaces in embedded and Internet-of-Things (IoT) devices. Deploying deep learning models for KWS directly on microcontrollers is challenging due to strict constraints in memory capacity, computational resources, and energy consumption. In this work, we investigate the optimization of a lightweight neural network architecture for embedded keyword spotting applications. Specifically, we focus on optimizing the Temporal Efficient Network (TENet) architecture through systematic architecture exploration and hyperparameter optimization. Five candidate architectures are evaluated under a computational budget matching a previously reported DS-CNN baseline to enable direct comparison, and TENet is selected as the most efficient base model. A four-stage progressive grid search is then performed over six architectural hyperparameters, evaluating 2,302 candidate configurations. The optimized model is trained using the Google Speech Commands v2 dataset with data augmentation techniques including SpecAugment, Mixup, and label smoothing, and deployed on an STM32F767IGT6 microcontroller based on the ARM Cortex-M7 architecture. Experimental results show that the proposed model achieves a test accuracy of 96.84% (96.76% after INT8 quantization) and a weighted F1-score of 0.9675 with only 12,822 parameters and 276,136 multiply-accumulate operations (MACCs). The deployed INT8 model requires 13.87 KB of flash memory and 7.64 KB of RAM, and achieves an average inference latency of 6.32 ms on the target hardware. Compared with previously reported lightweight keyword spotting architectures operating under similar computational constraints, the optimized TENet model achieves improved classification performance while maintaining a compact footprint suitable for real-time embedded deployment.</w:t>
       </w:r>
     </w:p>
     <w:p>
@@ -123,7 +123,7 @@
           <w:i w:val="0"/>
           <w:sz w:val="22"/>
         </w:rPr>
-        <w:t>Motivated by these challenges, this work investigates the optimization of a lightweight neural architecture for keyword spotting on embedded microcontrollers. Specifically, we focus on the Temporal Efficient Network (TENet) architecture [4] and perform systematic architecture exploration and hyperparameter optimization to improve its performance under a strict computational budget of 287,673 MACCs. The optimized model is trained on the Google Speech Commands v2 dataset [1] and deployed on an STM32F767IGT6 microcontroller based on the ARM Cortex-M7 architecture using the ST X-CUBE-AI framework [8].</w:t>
+        <w:t>Motivated by these challenges, this work investigates the optimization of a lightweight neural architecture for keyword spotting on embedded microcontrollers. Specifically, we focus on the Temporal Efficient Network (TENet) architecture [4] and perform systematic architecture exploration and hyperparameter optimization under a computational budget matching the DS-CNN baseline reported by Sorensen et al. [9], enabling direct comparison on the same MCU platform. The optimized model is trained on the Google Speech Commands v2 dataset [1] and deployed on an STM32F767IGT6 microcontroller based on the ARM Cortex-M7 architecture using the ST X-CUBE-AI framework [8].</w:t>
       </w:r>
     </w:p>
     <w:p>
@@ -146,7 +146,7 @@
           <w:rFonts w:ascii="Times New Roman" w:hAnsi="Times New Roman"/>
           <w:sz w:val="22"/>
         </w:rPr>
-        <w:t>Architecture evaluation for embedded keyword spotting: Five lightweight neural architectures (TENet, LiCoNet, DS-CNN, MobileNet-style, and BC-ResNet) are evaluated under a fixed MACC budget to identify the most efficient model for microcontroller deployment.</w:t>
+        <w:t>Architecture evaluation for embedded keyword spotting: Five lightweight neural architectures (TENet, LiCoNet, DS-CNN, MobileNet-style, and BC-ResNet) are evaluated under a common computational budget to identify the most efficient model for microcontroller deployment.</w:t>
       </w:r>
     </w:p>
     <w:p>
@@ -304,7 +304,7 @@
           <w:i w:val="0"/>
           <w:sz w:val="22"/>
         </w:rPr>
-        <w:t>For smaller search spaces with a limited number of discrete hyperparameters, grid search and random search remain practical alternatives. Bergstra and Bengio [14] showed that random search can be more efficient than grid search in high-dimensional spaces, while successive halving strategies [15] reduce computational cost by progressively eliminating poor candidates. The progressive grid search approach used in this work combines exhaustive enumeration with staged elimination, which is effective for the six-dimensional search space considered.</w:t>
+        <w:t>For smaller search spaces with a limited number of discrete hyperparameters, grid search and random search remain practical alternatives. Bergstra and Bengio [14] showed that random search can be more efficient than grid search in high-dimensional spaces, while successive halving strategies [15] reduce computational cost by progressively eliminating poor candidates.</w:t>
       </w:r>
     </w:p>
     <w:p>
@@ -370,7 +370,7 @@
           <w:i w:val="0"/>
           <w:sz w:val="22"/>
         </w:rPr>
-        <w:t>The proposed keyword spotting system follows a lightweight processing pipeline designed for deployment on resource-constrained microcontrollers. The system consists of three main stages: audio acquisition, feature extraction, and neural network inference.</w:t>
+        <w:t>The end-to-end keyword spotting pipeline consists of three stages: audio acquisition, feature extraction, and neural network inference. This work focuses on the latter two stages: feature extraction and classification. Audio data is sourced from the Google Speech Commands v2 dataset [1], which provides pre-segmented one-second utterances; real-time audio acquisition and voice activity detection are outside the scope of this work.</w:t>
       </w:r>
     </w:p>
     <w:p>
@@ -384,7 +384,7 @@
           <w:i w:val="0"/>
           <w:sz w:val="22"/>
         </w:rPr>
-        <w:t>Raw audio waveforms are captured at 16 kHz and segmented into one-second frames. The audio signal is then transformed into MFCC features, which provide a compact representation of the spectral characteristics of speech. These features are used as input to a lightweight neural network classifier that predicts the corresponding keyword class. The overall design minimizes computational complexity and memory usage to enable real-time inference on embedded hardware.</w:t>
+        <w:t>Each audio sample (16 kHz, one second) is transformed into MFCC features, which provide a compact representation of the spectral characteristics of speech. These features are used as input to a lightweight neural network classifier that predicts the corresponding keyword class. The overall design minimizes computational complexity and memory usage to enable real-time inference on embedded hardware.</w:t>
       </w:r>
     </w:p>
     <w:p>
@@ -799,7 +799,7 @@
           <w:i w:val="0"/>
           <w:sz w:val="22"/>
         </w:rPr>
-        <w:t>To convert raw audio signals into a representation suitable for neural network processing, Mel-Frequency Cepstral Coefficient (MFCC) features [7] are extracted from each audio sample using torchaudio.transforms.MFCC.</w:t>
+        <w:t>Mel-Frequency Cepstral Coefficient (MFCC) features [7] are extracted from each audio sample using torchaudio. Following standard practice in small-footprint KWS [2][9], 13 MFCC coefficients are used, which capture the dominant spectral envelope characteristics of speech while maintaining a compact input representation.</w:t>
       </w:r>
     </w:p>
     <w:tbl>
@@ -1186,7 +1186,7 @@
           <w:i w:val="0"/>
           <w:sz w:val="22"/>
         </w:rPr>
-        <w:t>These parameters produce an MFCC feature representation of 62 temporal frames × 13 coefficients per sample, resulting in an input tensor of shape (1, 62, 13) with a size of 3,224 bytes in float32 precision.</w:t>
+        <w:t>With a 512-sample window and 256-sample hop at 16 kHz, each one-second audio clip produces 62 temporal frames. Combined with 13 MFCC coefficients, this yields an input tensor of shape (1, 62, 13) with a size of 3,224 bytes in float32 precision. The number of mel filters (16) was chosen to balance spectral resolution with computational cost for the target MCU.</w:t>
       </w:r>
     </w:p>
     <w:p>
@@ -1208,7 +1208,7 @@
           <w:i w:val="0"/>
           <w:sz w:val="22"/>
         </w:rPr>
-        <w:t>To identify the most efficient architecture for the target computational budget, five lightweight neural network architectures were evaluated under a constraint of approximately 287K MACCs. All models were trained for 50 epochs with identical training settings (AdamW, lr=0.001, batch size=1024) on the 12-class task.</w:t>
+        <w:t>To identify the most efficient architecture under the target computational budget (matching the DS-CNN baseline [9]), five lightweight neural network architectures were evaluated. All models were configured to operate within approximately 287K MACCs and trained for 50 epochs with identical settings (AdamW, lr=0.001, batch size=1024) on the 12-class task.</w:t>
       </w:r>
     </w:p>
     <w:p>
@@ -1969,7 +1969,7 @@
           <w:i w:val="0"/>
           <w:sz w:val="22"/>
         </w:rPr>
-        <w:t>The TENet architecture [4] processes MFCC sequences using one-dimensional temporal convolutions. The input tensor (1, 62, 13) is reshaped to (13, 62), treating the 13 MFCC coefficients as input channels and the 62 frames as the temporal dimension.</w:t>
+        <w:t>Based on the architecture comparison in Section III.D, TENet [4] was selected as the base architecture for further optimization. TENet processes MFCC sequences using one-dimensional temporal convolutions. The input tensor (1, 62, 13) is reshaped to (13, 62), treating the 13 MFCC coefficients as input channels and the 62 frames as the temporal dimension.</w:t>
       </w:r>
     </w:p>
     <w:p>
@@ -1983,7 +1983,7 @@
           <w:i w:val="0"/>
           <w:sz w:val="22"/>
         </w:rPr>
-        <w:t>The architecture adopts an inverted bottleneck design inspired by MobileNetV2 [10], where each block consists of: (1) pointwise expansion Conv1d (in_ch → in_ch × ratio, kernel=1) to increase channel dimension; (2) depthwise temporal Conv1d (hidden, hidden, kernel=k, groups=hidden) for temporal feature extraction; (3) pointwise projection Conv1d (hidden → out_ch, kernel=1) for dimensionality reduction with no activation (linear); and (4) a residual connection (identity shortcut when stride=1 and in_ch=out_ch, otherwise a 1×1 projection shortcut).</w:t>
+        <w:t>The TENet block adopts the inverted bottleneck design from MobileNetV2 [10], adapted for 1D temporal processing. Each block consists of: (1) pointwise expansion Conv1d (in_ch → in_ch × ratio, kernel=1); (2) depthwise temporal Conv1d (groups=hidden, kernel=k); (3) pointwise projection Conv1d (hidden → out_ch, kernel=1) with linear activation; and (4) a residual connection. This is a standard building block; our contribution lies not in the block design but in the specific configuration discovered through systematic search (Section III.F).</w:t>
       </w:r>
     </w:p>
     <w:p>
@@ -2433,7 +2433,7 @@
           <w:i w:val="0"/>
           <w:sz w:val="22"/>
         </w:rPr>
-        <w:t>Three key architectural design choices distinguish this configuration:</w:t>
+        <w:t>Three key findings from the grid search distinguish the optimized configuration from typical TENet designs:</w:t>
       </w:r>
     </w:p>
     <w:p>
@@ -2541,7 +2541,7 @@
           <w:i w:val="0"/>
           <w:sz w:val="22"/>
         </w:rPr>
-        <w:t>After selecting TENet as the base architecture, a four-stage progressive grid search was conducted to identify improved architectural configurations within the MACC budget of 287,673 (matching the DS-CNN baseline [9]).</w:t>
+        <w:t>After selecting TENet as the base architecture, a four-stage progressive grid search was conducted to identify improved architectural configurations. The computational budget was set to match the DS-CNN baseline reported by Sorensen et al. [9] (287,673 MACCs), enabling direct comparison on the same MCU platform under identical resource constraints. The search space comprises six discrete architectural hyperparameters with fewer than 3,000 feasible configurations under the MACC constraint. For a space of this scale, exhaustive evaluation with progressive filtering is computationally tractable (~16 GPU-hours on a single GPU) and avoids the approximation errors inherent in weight-sharing NAS methods [12]. The progressive filtering strategy is conceptually related to successive halving [15].</w:t>
       </w:r>
     </w:p>
     <w:p>
@@ -3743,7 +3743,7 @@
           <w:i w:val="0"/>
           <w:sz w:val="22"/>
         </w:rPr>
-        <w:t>All experiments were conducted on an NVIDIA RTX 5080 Laptop GPU with data preloaded to GPU VRAM for efficient small-model training. The progressive search strategy is conceptually related to successive halving [15], where computational resources are concentrated on the most promising candidates in later stages.</w:t>
+        <w:t>All experiments were conducted on an NVIDIA RTX 5080 Laptop GPU with data preloaded to GPU VRAM for efficient small-model training.</w:t>
       </w:r>
     </w:p>
     <w:p>
@@ -10465,7 +10465,7 @@
           <w:i w:val="0"/>
           <w:sz w:val="22"/>
         </w:rPr>
-        <w:t>This paper presented an optimized keyword spotting system designed for deployment on resource-constrained microcontrollers. Through a five-architecture comparison study and a four-stage progressive grid search over 2,302 candidate configurations, an optimized TENet variant was identified that achieves high classification accuracy within a strict computational budget of 276K MACCs.</w:t>
+        <w:t>This paper presented an optimized keyword spotting system designed for deployment on resource-constrained microcontrollers. Through a five-architecture comparison study and a four-stage progressive grid search over 2,302 candidate configurations, an optimized TENet variant was identified that achieves high classification accuracy within a computational budget of 276K MACCs.</w:t>
       </w:r>
     </w:p>
     <w:p>

--- a/Optimizing Temporal Efficient Networks for Embedded Keyword Spotting on Microcontrollers.docx
+++ b/Optimizing Temporal Efficient Networks for Embedded Keyword Spotting on Microcontrollers.docx
@@ -254,7 +254,7 @@
           <w:i w:val="0"/>
           <w:sz w:val="22"/>
         </w:rPr>
-        <w:t>Kim et al. [5] proposed BC-ResNet, which uses broadcasted residual connections and sub-spectral normalization to achieve state-of-the-art accuracy (up to 98.7% with BC-ResNet-8) on the same benchmark. However, even the smallest variant (BC-ResNet-1, 9.2K parameters) requires 3.1M MACs, which exceeds the computational budget considered in this work.</w:t>
+        <w:t>Kim et al. [5] proposed BC-ResNet, which uses broadcasted residual connections and sub-spectral normalization to achieve state-of-the-art accuracy (up to 98.7% with BC-ResNet-8) on the same benchmark. However, even the smallest variant (BC-ResNet-1, 9.2K parameters) requires 3.1M MACCs, which exceeds the computational budget considered in this work.</w:t>
       </w:r>
     </w:p>
     <w:p>
@@ -4388,7 +4388,7 @@
           <w:rFonts w:ascii="Times New Roman" w:hAnsi="Times New Roman"/>
           <w:sz w:val="20"/>
         </w:rPr>
-        <w:t>Fig. 5. Training curve showing validation accuracy and cosine annealing learning rate schedule over 273 epochs.</w:t>
+        <w:t>Fig. 4. Training curve showing validation accuracy and cosine annealing learning rate schedule over 273 epochs.</w:t>
       </w:r>
     </w:p>
     <w:p>
@@ -5799,7 +5799,7 @@
           <w:rFonts w:ascii="Times New Roman" w:hAnsi="Times New Roman"/>
           <w:sz w:val="20"/>
         </w:rPr>
-        <w:t>Fig. 4. Per-class F1-scores comparing Float32 and INT8 models across all 12 classes.</w:t>
+        <w:t>Fig. 5. Per-class F1-scores comparing float32 and INT8 models across all 12 classes.</w:t>
       </w:r>
     </w:p>
     <w:p>

--- a/Optimizing Temporal Efficient Networks for Embedded Keyword Spotting on Microcontrollers.docx
+++ b/Optimizing Temporal Efficient Networks for Embedded Keyword Spotting on Microcontrollers.docx
@@ -268,7 +268,7 @@
           <w:i w:val="0"/>
           <w:sz w:val="22"/>
         </w:rPr>
-        <w:t>Majumdar and Ginsburg [6] developed MatchboxNet using 1D time-channel separable convolutions, achieving 97.48% accuracy with 93K parameters. LiCoNet uses linearized convolutions for efficient streaming inference on embedded platforms.</w:t>
+        <w:t>Majumdar and Ginsburg [6] developed MatchboxNet using 1D time-channel separable convolutions, achieving 97.48% accuracy with 93K parameters. Yang et al. [22] proposed LiCoNet, which uses linearized convolutions for efficient streaming inference on embedded platforms.</w:t>
       </w:r>
     </w:p>
     <w:p>
@@ -10565,7 +10565,7 @@
           <w:rFonts w:ascii="Times New Roman" w:hAnsi="Times New Roman"/>
           <w:sz w:val="20"/>
         </w:rPr>
-        <w:t>[4] R. Li, Z. Gao, L. Wang, and G. Li, "Small-footprint keyword spotting with multi-scale temporal convolution," in Proc. Interspeech, 2020.</w:t>
+        <w:t>[4] X. Li, X. Wei, and X. Qin, "Small-footprint keyword spotting with multi-scale temporal convolution," in Proc. Interspeech, 2020, pp. 1987–1991.</w:t>
       </w:r>
     </w:p>
     <w:p>
@@ -10646,7 +10646,7 @@
           <w:rFonts w:ascii="Times New Roman" w:hAnsi="Times New Roman"/>
           <w:sz w:val="20"/>
         </w:rPr>
-        <w:t>[13] S. Liberatore, F. Pollicino, and M. Rusci, "MicroNAS: Zero-shot neural architecture search for MCUs," arXiv preprint arXiv:2401.08996, 2024.</w:t>
+        <w:t>[13] Y. Qiao, H. Xu, Y. Zhang, and S. Huang, "MicroNAS: Zero-shot neural architecture search for MCUs," in Proc. DATE, 2024.</w:t>
       </w:r>
     </w:p>
     <w:p>
@@ -10673,7 +10673,7 @@
           <w:rFonts w:ascii="Times New Roman" w:hAnsi="Times New Roman"/>
           <w:sz w:val="20"/>
         </w:rPr>
-        <w:t>[16] L. Lai, N. Suda, and V. Chandra, "CMSIS-NN: Efficient neural networks on ARM Cortex-M processors," arXiv preprint arXiv:1801.06601, 2018.</w:t>
+        <w:t>[16] L. Lai, N. Suda, and V. Chandra, "CMSIS-NN: Efficient neural network kernels for Arm Cortex-M CPUs," arXiv preprint arXiv:1801.06601, 2018.</w:t>
       </w:r>
     </w:p>
     <w:p>
@@ -10718,7 +10718,16 @@
           <w:rFonts w:ascii="Times New Roman" w:hAnsi="Times New Roman"/>
           <w:sz w:val="20"/>
         </w:rPr>
-        <w:t>[21] F. Bartoli, L. Boschi, and V. Luise, "End-to-end efficiency in keyword spotting: A system-level approach for embedded microcontrollers," arXiv preprint arXiv:2509.07051, 2025.</w:t>
+        <w:t>[21] P. Bartoli, T. Bondini, C. Veronesi, A. Giudici, N. Antonello, and F. Zappa, "End-to-end efficiency in keyword spotting: A system-level approach for embedded microcontrollers," arXiv preprint arXiv:2509.07051, 2025.</w:t>
+      </w:r>
+    </w:p>
+    <w:p>
+      <w:r>
+        <w:rPr>
+          <w:rFonts w:ascii="Times New Roman" w:hAnsi="Times New Roman"/>
+          <w:sz w:val="20"/>
+        </w:rPr>
+        <w:t>[22] H. Yang et al., "LiCo-Net: Linearized convolution network for hardware-efficient keyword spotting," arXiv preprint arXiv:2211.04635, 2022.</w:t>
       </w:r>
     </w:p>
     <w:sectPr>

--- a/Optimizing Temporal Efficient Networks for Embedded Keyword Spotting on Microcontrollers.docx
+++ b/Optimizing Temporal Efficient Networks for Embedded Keyword Spotting on Microcontrollers.docx
@@ -30,7 +30,7 @@
           <w:rFonts w:ascii="Times New Roman" w:hAnsi="Times New Roman"/>
           <w:sz w:val="22"/>
         </w:rPr>
-        <w:t xml:space="preserve"> — Keyword spotting (KWS) is a key enabling technology for voice-driven interfaces in embedded and Internet-of-Things (IoT) devices. Deploying deep learning models for KWS directly on microcontrollers is challenging due to strict constraints in memory capacity, computational resources, and energy consumption. In this work, we investigate the optimization of a lightweight neural network architecture for embedded keyword spotting applications. Specifically, we focus on optimizing the Temporal Efficient Network (TENet) architecture through systematic architecture exploration and hyperparameter optimization. Five candidate architectures are evaluated under a computational budget matching a previously reported DS-CNN baseline to enable direct comparison, and TENet is selected as the most efficient base model. A four-stage progressive grid search is then performed over six architectural hyperparameters, evaluating 2,302 candidate configurations. The optimized model is trained using the Google Speech Commands v2 dataset with data augmentation techniques including SpecAugment, Mixup, and label smoothing, and deployed on an STM32F767IGT6 microcontroller based on the ARM Cortex-M7 architecture. Experimental results show that the proposed model achieves a test accuracy of 96.84% (96.76% after INT8 quantization) and a weighted F1-score of 0.9675 with only 12,822 parameters and 276,136 multiply-accumulate operations (MACCs). The deployed INT8 model requires 13.87 KB of flash memory and 7.64 KB of RAM, and achieves an average inference latency of 6.32 ms on the target hardware. Compared with previously reported lightweight keyword spotting architectures operating under similar computational constraints, the optimized TENet model achieves improved classification performance while maintaining a compact footprint suitable for real-time embedded deployment.</w:t>
+        <w:t xml:space="preserve"> — Keyword spotting (KWS) is a key enabling technology for voice-driven interfaces in embedded and Internet-of-Things (IoT) devices. Deploying deep learning models for KWS directly on microcontrollers is challenging due to strict constraints in memory capacity, computational resources, and energy consumption. In this work, we investigate the optimization of a lightweight neural network architecture for embedded keyword spotting applications. Specifically, we focus on improving the Temporal Efficient Network (TENet) architecture through systematic architecture exploration and hyperparameter optimization. Five candidate architectures are evaluated under a fixed computational budget, and TENet is selected as the most efficient base model. A four-stage progressive grid search is then performed over six architectural hyperparameters, evaluating 2,302 candidate configurations. The optimized model is trained using the Google Speech Commands v2 dataset with data augmentation techniques including SpecAugment, Mixup, and label smoothing, and deployed on an STM32F767IGT6 microcontroller based on the ARM Cortex-M7 architecture. Experimental results show that the proposed model achieves a test accuracy of 96.84% (96.76% after INT8 quantization) and a weighted F1-score of 0.9675 with only 12,822 parameters and 276,136 multiply-accumulate operations (MACCs). The deployed INT8 model requires 13.87 KB of flash memory and 7.64 KB of RAM, and achieves an average inference latency of 6.32 ms on the target hardware. Compared with previously reported lightweight keyword spotting architectures operating under similar computational constraints, the optimized TENet model achieves improved classification performance while maintaining a compact footprint suitable for real-time embedded deployment.</w:t>
       </w:r>
     </w:p>
     <w:p>
@@ -123,7 +123,7 @@
           <w:i w:val="0"/>
           <w:sz w:val="22"/>
         </w:rPr>
-        <w:t>Motivated by these challenges, this work investigates the optimization of a lightweight neural architecture for keyword spotting on embedded microcontrollers. Specifically, we focus on the Temporal Efficient Network (TENet) architecture [4] and perform systematic architecture exploration and hyperparameter optimization under a computational budget matching the DS-CNN baseline reported by Sorensen et al. [9], enabling direct comparison on the same MCU platform. The optimized model is trained on the Google Speech Commands v2 dataset [1] and deployed on an STM32F767IGT6 microcontroller based on the ARM Cortex-M7 architecture using the ST X-CUBE-AI framework [8].</w:t>
+        <w:t>Motivated by these challenges, this work investigates the optimization of a lightweight neural architecture for keyword spotting on embedded microcontrollers. Specifically, we focus on the Temporal Efficient Network (TENet) architecture [4] and perform systematic architecture exploration and hyperparameter optimization to improve its performance under a strict computational budget of 287,673 MACCs. The optimized model is trained on the Google Speech Commands v2 dataset [1] and deployed on an STM32F767IGT6 microcontroller based on the ARM Cortex-M7 architecture using the ST X-CUBE-AI framework [8].</w:t>
       </w:r>
     </w:p>
     <w:p>
@@ -146,7 +146,7 @@
           <w:rFonts w:ascii="Times New Roman" w:hAnsi="Times New Roman"/>
           <w:sz w:val="22"/>
         </w:rPr>
-        <w:t>Architecture evaluation for embedded keyword spotting: Five lightweight neural architectures (TENet, LiCoNet, DS-CNN, MobileNet-style, and BC-ResNet) are evaluated under a common computational budget to identify the most efficient model for microcontroller deployment.</w:t>
+        <w:t>Architecture evaluation for embedded keyword spotting: Five lightweight neural architectures (TENet, LiCoNet, DS-CNN, MobileNet-style, and BC-ResNet) are evaluated under a fixed MACC budget to identify the most efficient model for microcontroller deployment.</w:t>
       </w:r>
     </w:p>
     <w:p>
@@ -254,7 +254,7 @@
           <w:i w:val="0"/>
           <w:sz w:val="22"/>
         </w:rPr>
-        <w:t>Kim et al. [5] proposed BC-ResNet, which uses broadcasted residual connections and sub-spectral normalization to achieve state-of-the-art accuracy (up to 98.7% with BC-ResNet-8) on the same benchmark. However, even the smallest variant (BC-ResNet-1, 9.2K parameters) requires 3.1M MACCs, which exceeds the computational budget considered in this work.</w:t>
+        <w:t>Kim et al. [5] proposed BC-ResNet, which uses broadcasted residual connections and sub-spectral normalization to achieve state-of-the-art accuracy (up to 98.7% with BC-ResNet-8) on the same benchmark. However, even the smallest variant (BC-ResNet-1, 9.2K parameters) requires 3.1M MACs, which exceeds the computational budget considered in this work.</w:t>
       </w:r>
     </w:p>
     <w:p>
@@ -268,7 +268,7 @@
           <w:i w:val="0"/>
           <w:sz w:val="22"/>
         </w:rPr>
-        <w:t>Majumdar and Ginsburg [6] developed MatchboxNet using 1D time-channel separable convolutions, achieving 97.48% accuracy with 93K parameters. Yang et al. [22] proposed LiCoNet, which uses linearized convolutions for efficient streaming inference on embedded platforms.</w:t>
+        <w:t>Majumdar and Ginsburg [6] developed MatchboxNet using 1D time-channel separable convolutions, achieving 97.48% accuracy with 93K parameters. LiCoNet uses linearized convolutions for efficient streaming inference on embedded platforms.</w:t>
       </w:r>
     </w:p>
     <w:p>
@@ -304,7 +304,7 @@
           <w:i w:val="0"/>
           <w:sz w:val="22"/>
         </w:rPr>
-        <w:t>For smaller search spaces with a limited number of discrete hyperparameters, grid search and random search remain practical alternatives. Bergstra and Bengio [14] showed that random search can be more efficient than grid search in high-dimensional spaces, while successive halving strategies [15] reduce computational cost by progressively eliminating poor candidates.</w:t>
+        <w:t>For smaller search spaces with a limited number of discrete hyperparameters, grid search and random search remain practical alternatives. Bergstra and Bengio [14] showed that random search can be more efficient than grid search in high-dimensional spaces, while successive halving strategies [15] reduce computational cost by progressively eliminating poor candidates. The progressive grid search approach used in this work combines exhaustive enumeration with staged elimination, which is effective for the six-dimensional search space considered.</w:t>
       </w:r>
     </w:p>
     <w:p>
@@ -370,7 +370,7 @@
           <w:i w:val="0"/>
           <w:sz w:val="22"/>
         </w:rPr>
-        <w:t>The end-to-end keyword spotting pipeline consists of three stages: audio acquisition, feature extraction, and neural network inference. This work focuses on the latter two stages: feature extraction and classification. Audio data is sourced from the Google Speech Commands v2 dataset [1], which provides pre-segmented one-second utterances; real-time audio acquisition and voice activity detection are outside the scope of this work.</w:t>
+        <w:t>The proposed keyword spotting system follows a lightweight processing pipeline designed for deployment on resource-constrained microcontrollers. The system consists of three main stages: audio acquisition, feature extraction, and neural network inference.</w:t>
       </w:r>
     </w:p>
     <w:p>
@@ -384,7 +384,7 @@
           <w:i w:val="0"/>
           <w:sz w:val="22"/>
         </w:rPr>
-        <w:t>Each audio sample (16 kHz, one second) is transformed into MFCC features, which provide a compact representation of the spectral characteristics of speech. These features are used as input to a lightweight neural network classifier that predicts the corresponding keyword class. The overall design minimizes computational complexity and memory usage to enable real-time inference on embedded hardware.</w:t>
+        <w:t>Raw audio waveforms are captured at 16 kHz and segmented into one-second frames. The audio signal is then transformed into MFCC features, which provide a compact representation of the spectral characteristics of speech. These features are used as input to a lightweight neural network classifier that predicts the corresponding keyword class. The overall design minimizes computational complexity and memory usage to enable real-time inference on embedded hardware.</w:t>
       </w:r>
     </w:p>
     <w:p>
@@ -799,7 +799,7 @@
           <w:i w:val="0"/>
           <w:sz w:val="22"/>
         </w:rPr>
-        <w:t>Mel-Frequency Cepstral Coefficient (MFCC) features [7] are extracted from each audio sample using torchaudio. Following standard practice in small-footprint KWS [2][9], 13 MFCC coefficients are used, which capture the dominant spectral envelope characteristics of speech while maintaining a compact input representation.</w:t>
+        <w:t>To convert raw audio signals into a representation suitable for neural network processing, Mel-Frequency Cepstral Coefficient (MFCC) features [7] are extracted from each audio sample using torchaudio.transforms.MFCC.</w:t>
       </w:r>
     </w:p>
     <w:tbl>
@@ -1186,7 +1186,7 @@
           <w:i w:val="0"/>
           <w:sz w:val="22"/>
         </w:rPr>
-        <w:t>With a 512-sample window and 256-sample hop at 16 kHz, each one-second audio clip produces 62 temporal frames. Combined with 13 MFCC coefficients, this yields an input tensor of shape (1, 62, 13) with a size of 3,224 bytes in float32 precision. The number of mel filters (16) was chosen to balance spectral resolution with computational cost for the target MCU.</w:t>
+        <w:t>These parameters produce an MFCC feature representation of 62 temporal frames × 13 coefficients per sample, resulting in an input tensor of shape (1, 62, 13) with a size of 3,224 bytes in float32 precision.</w:t>
       </w:r>
     </w:p>
     <w:p>
@@ -1208,7 +1208,7 @@
           <w:i w:val="0"/>
           <w:sz w:val="22"/>
         </w:rPr>
-        <w:t>To identify the most efficient architecture under the target computational budget (matching the DS-CNN baseline [9]), five lightweight neural network architectures were evaluated. All models were configured to operate within approximately 287K MACCs and trained for 50 epochs with identical settings (AdamW, lr=0.001, batch size=1024) on the 12-class task.</w:t>
+        <w:t>To identify the most efficient architecture for the target computational budget, five lightweight neural network architectures were evaluated under a constraint of approximately 287K MACCs. All models were trained for 50 epochs with identical training settings (AdamW, lr=0.001, batch size=1024) on the 12-class task.</w:t>
       </w:r>
     </w:p>
     <w:p>
@@ -1969,7 +1969,7 @@
           <w:i w:val="0"/>
           <w:sz w:val="22"/>
         </w:rPr>
-        <w:t>Based on the architecture comparison in Section III.D, TENet [4] was selected as the base architecture for further optimization. TENet processes MFCC sequences using one-dimensional temporal convolutions. The input tensor (1, 62, 13) is reshaped to (13, 62), treating the 13 MFCC coefficients as input channels and the 62 frames as the temporal dimension.</w:t>
+        <w:t>The TENet architecture [4] processes MFCC sequences using one-dimensional temporal convolutions. The input tensor (1, 62, 13) is reshaped to (13, 62), treating the 13 MFCC coefficients as input channels and the 62 frames as the temporal dimension.</w:t>
       </w:r>
     </w:p>
     <w:p>
@@ -1983,7 +1983,7 @@
           <w:i w:val="0"/>
           <w:sz w:val="22"/>
         </w:rPr>
-        <w:t>The TENet block adopts the inverted bottleneck design from MobileNetV2 [10], adapted for 1D temporal processing. Each block consists of: (1) pointwise expansion Conv1d (in_ch → in_ch × ratio, kernel=1); (2) depthwise temporal Conv1d (groups=hidden, kernel=k); (3) pointwise projection Conv1d (hidden → out_ch, kernel=1) with linear activation; and (4) a residual connection. This is a standard building block; our contribution lies not in the block design but in the specific configuration discovered through systematic search (Section III.F).</w:t>
+        <w:t>The architecture adopts an inverted bottleneck design inspired by MobileNetV2 [10], where each block consists of: (1) pointwise expansion Conv1d (in_ch → in_ch × ratio, kernel=1) to increase channel dimension; (2) depthwise temporal Conv1d (hidden, hidden, kernel=k, groups=hidden) for temporal feature extraction; (3) pointwise projection Conv1d (hidden → out_ch, kernel=1) for dimensionality reduction with no activation (linear); and (4) a residual connection (identity shortcut when stride=1 and in_ch=out_ch, otherwise a 1×1 projection shortcut).</w:t>
       </w:r>
     </w:p>
     <w:p>
@@ -2433,7 +2433,7 @@
           <w:i w:val="0"/>
           <w:sz w:val="22"/>
         </w:rPr>
-        <w:t>Three key findings from the grid search distinguish the optimized configuration from typical TENet designs:</w:t>
+        <w:t>Three key architectural design choices distinguish this configuration:</w:t>
       </w:r>
     </w:p>
     <w:p>
@@ -2541,7 +2541,7 @@
           <w:i w:val="0"/>
           <w:sz w:val="22"/>
         </w:rPr>
-        <w:t>After selecting TENet as the base architecture, a four-stage progressive grid search was conducted to identify improved architectural configurations. The computational budget was set to match the DS-CNN baseline reported by Sorensen et al. [9] (287,673 MACCs), enabling direct comparison on the same MCU platform under identical resource constraints. The search space comprises six discrete architectural hyperparameters with fewer than 3,000 feasible configurations under the MACC constraint. For a space of this scale, exhaustive evaluation with progressive filtering is computationally tractable (~16 GPU-hours on a single GPU) and avoids the approximation errors inherent in weight-sharing NAS methods [12]. The progressive filtering strategy is conceptually related to successive halving [15].</w:t>
+        <w:t>After selecting TENet as the base architecture, a four-stage progressive grid search was conducted to identify improved architectural configurations within the MACC budget of 287,673 (matching the DS-CNN baseline [9]).</w:t>
       </w:r>
     </w:p>
     <w:p>
@@ -3743,7 +3743,7 @@
           <w:i w:val="0"/>
           <w:sz w:val="22"/>
         </w:rPr>
-        <w:t>All experiments were conducted on an NVIDIA RTX 5080 Laptop GPU with data preloaded to GPU VRAM for efficient small-model training.</w:t>
+        <w:t>All experiments were conducted on an NVIDIA RTX 5080 Laptop GPU with data preloaded to GPU VRAM for efficient small-model training. The progressive search strategy is conceptually related to successive halving [15], where computational resources are concentrated on the most promising candidates in later stages.</w:t>
       </w:r>
     </w:p>
     <w:p>
@@ -4388,7 +4388,7 @@
           <w:rFonts w:ascii="Times New Roman" w:hAnsi="Times New Roman"/>
           <w:sz w:val="20"/>
         </w:rPr>
-        <w:t>Fig. 4. Training curve showing validation accuracy and cosine annealing learning rate schedule over 273 epochs.</w:t>
+        <w:t>Fig. 5. Training curve showing validation accuracy and cosine annealing learning rate schedule over 273 epochs.</w:t>
       </w:r>
     </w:p>
     <w:p>
@@ -5799,7 +5799,7 @@
           <w:rFonts w:ascii="Times New Roman" w:hAnsi="Times New Roman"/>
           <w:sz w:val="20"/>
         </w:rPr>
-        <w:t>Fig. 5. Per-class F1-scores comparing float32 and INT8 models across all 12 classes.</w:t>
+        <w:t>Fig. 4. Per-class F1-scores comparing Float32 and INT8 models across all 12 classes.</w:t>
       </w:r>
     </w:p>
     <w:p>
@@ -10465,7 +10465,7 @@
           <w:i w:val="0"/>
           <w:sz w:val="22"/>
         </w:rPr>
-        <w:t>This paper presented an optimized keyword spotting system designed for deployment on resource-constrained microcontrollers. Through a five-architecture comparison study and a four-stage progressive grid search over 2,302 candidate configurations, an optimized TENet variant was identified that achieves high classification accuracy within a computational budget of 276K MACCs.</w:t>
+        <w:t>This paper presented an optimized keyword spotting system designed for deployment on resource-constrained microcontrollers. Through a five-architecture comparison study and a four-stage progressive grid search over 2,302 candidate configurations, an optimized TENet variant was identified that achieves high classification accuracy within a strict computational budget of 276K MACCs.</w:t>
       </w:r>
     </w:p>
     <w:p>
@@ -10565,7 +10565,7 @@
           <w:rFonts w:ascii="Times New Roman" w:hAnsi="Times New Roman"/>
           <w:sz w:val="20"/>
         </w:rPr>
-        <w:t>[4] X. Li, X. Wei, and X. Qin, "Small-footprint keyword spotting with multi-scale temporal convolution," in Proc. Interspeech, 2020, pp. 1987–1991.</w:t>
+        <w:t>[4] R. Li, Z. Gao, L. Wang, and G. Li, "Small-footprint keyword spotting with multi-scale temporal convolution," in Proc. Interspeech, 2020.</w:t>
       </w:r>
     </w:p>
     <w:p>
@@ -10646,7 +10646,7 @@
           <w:rFonts w:ascii="Times New Roman" w:hAnsi="Times New Roman"/>
           <w:sz w:val="20"/>
         </w:rPr>
-        <w:t>[13] Y. Qiao, H. Xu, Y. Zhang, and S. Huang, "MicroNAS: Zero-shot neural architecture search for MCUs," in Proc. DATE, 2024.</w:t>
+        <w:t>[13] S. Liberatore, F. Pollicino, and M. Rusci, "MicroNAS: Zero-shot neural architecture search for MCUs," arXiv preprint arXiv:2401.08996, 2024.</w:t>
       </w:r>
     </w:p>
     <w:p>
@@ -10673,7 +10673,7 @@
           <w:rFonts w:ascii="Times New Roman" w:hAnsi="Times New Roman"/>
           <w:sz w:val="20"/>
         </w:rPr>
-        <w:t>[16] L. Lai, N. Suda, and V. Chandra, "CMSIS-NN: Efficient neural network kernels for Arm Cortex-M CPUs," arXiv preprint arXiv:1801.06601, 2018.</w:t>
+        <w:t>[16] L. Lai, N. Suda, and V. Chandra, "CMSIS-NN: Efficient neural networks on ARM Cortex-M processors," arXiv preprint arXiv:1801.06601, 2018.</w:t>
       </w:r>
     </w:p>
     <w:p>
@@ -10718,16 +10718,7 @@
           <w:rFonts w:ascii="Times New Roman" w:hAnsi="Times New Roman"/>
           <w:sz w:val="20"/>
         </w:rPr>
-        <w:t>[21] P. Bartoli, T. Bondini, C. Veronesi, A. Giudici, N. Antonello, and F. Zappa, "End-to-end efficiency in keyword spotting: A system-level approach for embedded microcontrollers," arXiv preprint arXiv:2509.07051, 2025.</w:t>
-      </w:r>
-    </w:p>
-    <w:p>
-      <w:r>
-        <w:rPr>
-          <w:rFonts w:ascii="Times New Roman" w:hAnsi="Times New Roman"/>
-          <w:sz w:val="20"/>
-        </w:rPr>
-        <w:t>[22] H. Yang et al., "LiCo-Net: Linearized convolution network for hardware-efficient keyword spotting," arXiv preprint arXiv:2211.04635, 2022.</w:t>
+        <w:t>[21] F. Bartoli, L. Boschi, and V. Luise, "End-to-end efficiency in keyword spotting: A system-level approach for embedded microcontrollers," arXiv preprint arXiv:2509.07051, 2025.</w:t>
       </w:r>
     </w:p>
     <w:sectPr>

--- a/Optimizing Temporal Efficient Networks for Embedded Keyword Spotting on Microcontrollers.docx
+++ b/Optimizing Temporal Efficient Networks for Embedded Keyword Spotting on Microcontrollers.docx
@@ -30,7 +30,7 @@
           <w:rFonts w:ascii="Times New Roman" w:hAnsi="Times New Roman"/>
           <w:sz w:val="22"/>
         </w:rPr>
-        <w:t xml:space="preserve"> — Keyword spotting (KWS) is a key enabling technology for voice-driven interfaces in embedded and Internet-of-Things (IoT) devices. Deploying deep learning models for KWS directly on microcontrollers is challenging due to strict constraints in memory capacity, computational resources, and energy consumption. In this work, we investigate the optimization of a lightweight neural network architecture for embedded keyword spotting applications. Specifically, we focus on improving the Temporal Efficient Network (TENet) architecture through systematic architecture exploration and hyperparameter optimization. Five candidate architectures are evaluated under a fixed computational budget, and TENet is selected as the most efficient base model. A four-stage progressive grid search is then performed over six architectural hyperparameters, evaluating 2,302 candidate configurations. The optimized model is trained using the Google Speech Commands v2 dataset with data augmentation techniques including SpecAugment, Mixup, and label smoothing, and deployed on an STM32F767IGT6 microcontroller based on the ARM Cortex-M7 architecture. Experimental results show that the proposed model achieves a test accuracy of 96.84% (96.76% after INT8 quantization) and a weighted F1-score of 0.9675 with only 12,822 parameters and 276,136 multiply-accumulate operations (MACCs). The deployed INT8 model requires 13.87 KB of flash memory and 7.64 KB of RAM, and achieves an average inference latency of 6.32 ms on the target hardware. Compared with previously reported lightweight keyword spotting architectures operating under similar computational constraints, the optimized TENet model achieves improved classification performance while maintaining a compact footprint suitable for real-time embedded deployment.</w:t>
+        <w:t xml:space="preserve"> — Keyword spotting (KWS) enables voice-driven interaction on embedded devices. While recent lightweight architectures achieve high accuracy on standard benchmarks, most require millions of multiply-accumulate operations (MACCs), limiting deployment on the most resource-constrained microcontrollers. This work optimizes the Temporal Efficient Network (TENet) for keyword spotting under a strict computational budget matched to a DS-CNN embedded baseline. A four-stage progressive grid search over six architectural hyperparameters evaluates 2,302 configurations to identify an efficient TENet variant. The optimized model, trained on Google Speech Commands v2, achieves 96.84% test accuracy (96.76% after INT8 quantization) with 12,822 parameters and 276,136 MACCs. Deployed on an STM32F767IGT6 Cortex-M7 microcontroller, the INT8 model requires 13.87 KB flash and 7.64 KB RAM with 6.32 ms inference latency.</w:t>
       </w:r>
     </w:p>
     <w:p>
@@ -95,7 +95,7 @@
           <w:i w:val="0"/>
           <w:sz w:val="22"/>
         </w:rPr>
-        <w:t>To address these constraints, recent research has focused on developing lightweight neural network architectures for embedded keyword spotting. Zhang et al. [2] proposed depthwise separable CNN (DS-CNN) models specifically designed for microcontroller deployment, demonstrating real-time keyword spotting on ARM Cortex-M processors. Li et al. [4] introduced the Temporal Efficient Network (TENet), which uses multi-scale temporal convolutions to efficiently capture temporal patterns in speech signals. Kim et al. [5] proposed BC-ResNet with broadcasted residual connections, achieving high accuracy with compact architectures. Majumdar and Ginsburg [6] developed MatchboxNet using 1D time-channel separable convolutions. In these systems, compact acoustic features such as Mel-Frequency Cepstral Coefficients (MFCCs) [7] are commonly used to represent speech signals in a computationally efficient form.</w:t>
+        <w:t>To address these constraints, recent research has focused on developing lightweight neural network architectures for embedded keyword spotting. Zhang et al. [2] proposed depthwise separable CNN (DS-CNN) models specifically designed for microcontroller deployment, demonstrating real-time keyword spotting on ARM Cortex-M processors. Li et al. [4] introduced the Temporal Efficient Network (TENet), which uses multi-scale temporal convolutions to efficiently capture temporal patterns in speech signals. Kim et al. [5] proposed BC-ResNet with broadcasted residual connections, achieving high accuracy with compact architectures. Majumdar and Ginsburg [6] developed MatchboxNet using 1D time-channel separable convolutions. In these systems, compact acoustic features such as Mel-Frequency Cepstral Coefficients (MFCCs) [7] are commonly used to represent speech signals in a computationally efficient form. However, most reported high-accuracy KWS models require millions of MACCs, and their performance under extreme computational constraints (below 300K MACCs) remains largely unexplored.</w:t>
       </w:r>
     </w:p>
     <w:p>
@@ -123,66 +123,7 @@
           <w:i w:val="0"/>
           <w:sz w:val="22"/>
         </w:rPr>
-        <w:t>Motivated by these challenges, this work investigates the optimization of a lightweight neural architecture for keyword spotting on embedded microcontrollers. Specifically, we focus on the Temporal Efficient Network (TENet) architecture [4] and perform systematic architecture exploration and hyperparameter optimization to improve its performance under a strict computational budget of 287,673 MACCs. The optimized model is trained on the Google Speech Commands v2 dataset [1] and deployed on an STM32F767IGT6 microcontroller based on the ARM Cortex-M7 architecture using the ST X-CUBE-AI framework [8].</w:t>
-      </w:r>
-    </w:p>
-    <w:p>
-      <w:r>
-        <w:rPr>
-          <w:rFonts w:ascii="Times New Roman" w:hAnsi="Times New Roman"/>
-          <w:b w:val="0"/>
-          <w:i w:val="0"/>
-          <w:sz w:val="22"/>
-        </w:rPr>
-        <w:t>The main contributions of this work are summarized as follows:</w:t>
-      </w:r>
-    </w:p>
-    <w:p>
-      <w:pPr>
-        <w:pStyle w:val="ListNumber"/>
-      </w:pPr>
-      <w:r>
-        <w:rPr>
-          <w:rFonts w:ascii="Times New Roman" w:hAnsi="Times New Roman"/>
-          <w:sz w:val="22"/>
-        </w:rPr>
-        <w:t>Architecture evaluation for embedded keyword spotting: Five lightweight neural architectures (TENet, LiCoNet, DS-CNN, MobileNet-style, and BC-ResNet) are evaluated under a fixed MACC budget to identify the most efficient model for microcontroller deployment.</w:t>
-      </w:r>
-    </w:p>
-    <w:p>
-      <w:pPr>
-        <w:pStyle w:val="ListNumber"/>
-      </w:pPr>
-      <w:r>
-        <w:rPr>
-          <w:rFonts w:ascii="Times New Roman" w:hAnsi="Times New Roman"/>
-          <w:sz w:val="22"/>
-        </w:rPr>
-        <w:t>Progressive grid-search optimization of TENet: A four-stage progressive grid search is performed over six architectural hyperparameters, evaluating 2,302 candidate configurations to optimize the TENet architecture while maintaining computational constraints.</w:t>
-      </w:r>
-    </w:p>
-    <w:p>
-      <w:pPr>
-        <w:pStyle w:val="ListNumber"/>
-      </w:pPr>
-      <w:r>
-        <w:rPr>
-          <w:rFonts w:ascii="Times New Roman" w:hAnsi="Times New Roman"/>
-          <w:sz w:val="22"/>
-        </w:rPr>
-        <w:t>Embedded implementation with INT8 quantization on Cortex-M7: The optimized model is quantized to INT8 precision using ONNX Runtime static post-training quantization and deployed on an STM32F767IGT6 platform using the ST X-CUBE-AI framework.</w:t>
-      </w:r>
-    </w:p>
-    <w:p>
-      <w:pPr>
-        <w:pStyle w:val="ListNumber"/>
-      </w:pPr>
-      <w:r>
-        <w:rPr>
-          <w:rFonts w:ascii="Times New Roman" w:hAnsi="Times New Roman"/>
-          <w:sz w:val="22"/>
-        </w:rPr>
-        <w:t>Significant improvement over existing embedded KWS models: The optimized model achieves 96.76% INT8 accuracy at 276K MACCs, surpassing the previously reported DS-CNN baseline [9] by 5.76 percentage points while requiring 91.8% less flash memory (13.87 KB vs. 169.63 KB).</w:t>
+        <w:t>Motivated by these challenges, this work investigates the optimization of the TENet architecture [4] for keyword spotting on ARM Cortex-M7 microcontrollers. We adopt the computational budget of a DS-CNN embedded baseline [9] to enable direct comparison, and perform a progressive grid search over architectural hyperparameters to maximize accuracy within this constraint. The optimized model is trained on the Google Speech Commands v2 dataset [1] and deployed on an STM32F767IGT6 microcontroller using the ST X-CUBE-AI framework [8].</w:t>
       </w:r>
     </w:p>
     <w:p>
@@ -196,23 +137,7 @@
           <w:i w:val="0"/>
           <w:sz w:val="22"/>
         </w:rPr>
-        <w:t>The remainder of this paper is organized as follows. Section II reviews related work in lightweight keyword spotting. Section III describes the proposed methodology and system design. Section IV presents the experimental results and discussion. Finally, Section V concludes the paper.</w:t>
-      </w:r>
-    </w:p>
-    <w:p>
-      <w:pPr>
-        <w:pStyle w:val="Heading1"/>
-      </w:pPr>
-      <w:r>
-        <w:t>II. Related Work</w:t>
-      </w:r>
-    </w:p>
-    <w:p>
-      <w:pPr>
-        <w:pStyle w:val="Heading2"/>
-      </w:pPr>
-      <w:r>
-        <w:t>A. Lightweight Architectures for Keyword Spotting</w:t>
+        <w:t>The remainder of this paper is organized as follows. Section II describes the proposed methodology. Section III presents the experimental results and comparison with existing approaches. Section IV concludes the paper.</w:t>
       </w:r>
     </w:p>
     <w:p>
@@ -254,7 +179,7 @@
           <w:i w:val="0"/>
           <w:sz w:val="22"/>
         </w:rPr>
-        <w:t>Kim et al. [5] proposed BC-ResNet, which uses broadcasted residual connections and sub-spectral normalization to achieve state-of-the-art accuracy (up to 98.7% with BC-ResNet-8) on the same benchmark. However, even the smallest variant (BC-ResNet-1, 9.2K parameters) requires 3.1M MACs, which exceeds the computational budget considered in this work.</w:t>
+        <w:t>Kim et al. [5] proposed BC-ResNet, which uses broadcasted residual connections and sub-spectral normalization to achieve state-of-the-art accuracy (up to 98.7% with BC-ResNet-8) on the same benchmark. However, even the smallest variant (BC-ResNet-1, 9.2K parameters) requires 3.1M MACCs, which exceeds the computational budget considered in this work.</w:t>
       </w:r>
     </w:p>
     <w:p>
@@ -268,15 +193,7 @@
           <w:i w:val="0"/>
           <w:sz w:val="22"/>
         </w:rPr>
-        <w:t>Majumdar and Ginsburg [6] developed MatchboxNet using 1D time-channel separable convolutions, achieving 97.48% accuracy with 93K parameters. LiCoNet uses linearized convolutions for efficient streaming inference on embedded platforms.</w:t>
-      </w:r>
-    </w:p>
-    <w:p>
-      <w:pPr>
-        <w:pStyle w:val="Heading2"/>
-      </w:pPr>
-      <w:r>
-        <w:t>B. Neural Architecture Search for TinyML</w:t>
+        <w:t>Majumdar and Ginsburg [6] developed MatchboxNet using 1D time-channel separable convolutions, achieving 97.48% accuracy with 93K parameters. Yang et al. [22] proposed LiCoNet, which uses linearized convolutions for efficient streaming inference on embedded platforms.</w:t>
       </w:r>
     </w:p>
     <w:p>
@@ -305,14 +222,6 @@
           <w:sz w:val="22"/>
         </w:rPr>
         <w:t>For smaller search spaces with a limited number of discrete hyperparameters, grid search and random search remain practical alternatives. Bergstra and Bengio [14] showed that random search can be more efficient than grid search in high-dimensional spaces, while successive halving strategies [15] reduce computational cost by progressively eliminating poor candidates. The progressive grid search approach used in this work combines exhaustive enumeration with staged elimination, which is effective for the six-dimensional search space considered.</w:t>
-      </w:r>
-    </w:p>
-    <w:p>
-      <w:pPr>
-        <w:pStyle w:val="Heading2"/>
-      </w:pPr>
-      <w:r>
-        <w:t>C. Embedded Deployment Frameworks</w:t>
       </w:r>
     </w:p>
     <w:p>
@@ -348,7 +257,7 @@
         <w:pStyle w:val="Heading1"/>
       </w:pPr>
       <w:r>
-        <w:t>III. Methodology</w:t>
+        <w:t>II. Methodology</w:t>
       </w:r>
     </w:p>
     <w:p>
@@ -1194,7 +1103,7 @@
         <w:pStyle w:val="Heading2"/>
       </w:pPr>
       <w:r>
-        <w:t>D. Architecture Selection</w:t>
+        <w:t>D. TENet Architecture</w:t>
       </w:r>
     </w:p>
     <w:p>
@@ -1208,754 +1117,7 @@
           <w:i w:val="0"/>
           <w:sz w:val="22"/>
         </w:rPr>
-        <w:t>To identify the most efficient architecture for the target computational budget, five lightweight neural network architectures were evaluated under a constraint of approximately 287K MACCs. All models were trained for 50 epochs with identical training settings (AdamW, lr=0.001, batch size=1024) on the 12-class task.</w:t>
-      </w:r>
-    </w:p>
-    <w:p>
-      <w:pPr>
-        <w:jc w:val="center"/>
-      </w:pPr>
-      <w:r>
-        <w:rPr>
-          <w:b/>
-          <w:sz w:val="20"/>
-        </w:rPr>
-        <w:t>Table I: Architecture comparison under ~287K MACC budget (50 epochs).</w:t>
-      </w:r>
-    </w:p>
-    <w:tbl>
-      <w:tblPr>
-        <w:tblStyle w:val="TableGrid"/>
-        <w:tblW w:type="auto" w:w="0"/>
-        <w:jc w:val="center"/>
-        <w:tblLook w:firstColumn="1" w:firstRow="1" w:lastColumn="0" w:lastRow="0" w:noHBand="0" w:noVBand="1" w:val="04A0"/>
-      </w:tblPr>
-      <w:tblGrid>
-        <w:gridCol w:w="1440"/>
-        <w:gridCol w:w="1440"/>
-        <w:gridCol w:w="1440"/>
-        <w:gridCol w:w="1440"/>
-        <w:gridCol w:w="1440"/>
-        <w:gridCol w:w="1440"/>
-      </w:tblGrid>
-      <w:tr>
-        <w:tc>
-          <w:tcPr>
-            <w:tcW w:type="dxa" w:w="1440"/>
-          </w:tcPr>
-          <w:p>
-            <w:pPr>
-              <w:jc w:val="center"/>
-            </w:pPr>
-            <w:r/>
-            <w:r>
-              <w:rPr>
-                <w:rFonts w:ascii="Times New Roman" w:hAnsi="Times New Roman"/>
-                <w:b/>
-                <w:sz w:val="18"/>
-              </w:rPr>
-              <w:t>Architecture</w:t>
-            </w:r>
-          </w:p>
-        </w:tc>
-        <w:tc>
-          <w:tcPr>
-            <w:tcW w:type="dxa" w:w="1440"/>
-          </w:tcPr>
-          <w:p>
-            <w:pPr>
-              <w:jc w:val="center"/>
-            </w:pPr>
-            <w:r/>
-            <w:r>
-              <w:rPr>
-                <w:rFonts w:ascii="Times New Roman" w:hAnsi="Times New Roman"/>
-                <w:b/>
-                <w:sz w:val="18"/>
-              </w:rPr>
-              <w:t>Type</w:t>
-            </w:r>
-          </w:p>
-        </w:tc>
-        <w:tc>
-          <w:tcPr>
-            <w:tcW w:type="dxa" w:w="1440"/>
-          </w:tcPr>
-          <w:p>
-            <w:pPr>
-              <w:jc w:val="center"/>
-            </w:pPr>
-            <w:r/>
-            <w:r>
-              <w:rPr>
-                <w:rFonts w:ascii="Times New Roman" w:hAnsi="Times New Roman"/>
-                <w:b/>
-                <w:sz w:val="18"/>
-              </w:rPr>
-              <w:t>MACCs</w:t>
-            </w:r>
-          </w:p>
-        </w:tc>
-        <w:tc>
-          <w:tcPr>
-            <w:tcW w:type="dxa" w:w="1440"/>
-          </w:tcPr>
-          <w:p>
-            <w:pPr>
-              <w:jc w:val="center"/>
-            </w:pPr>
-            <w:r/>
-            <w:r>
-              <w:rPr>
-                <w:rFonts w:ascii="Times New Roman" w:hAnsi="Times New Roman"/>
-                <w:b/>
-                <w:sz w:val="18"/>
-              </w:rPr>
-              <w:t>Float32 Acc</w:t>
-            </w:r>
-          </w:p>
-        </w:tc>
-        <w:tc>
-          <w:tcPr>
-            <w:tcW w:type="dxa" w:w="1440"/>
-          </w:tcPr>
-          <w:p>
-            <w:pPr>
-              <w:jc w:val="center"/>
-            </w:pPr>
-            <w:r/>
-            <w:r>
-              <w:rPr>
-                <w:rFonts w:ascii="Times New Roman" w:hAnsi="Times New Roman"/>
-                <w:b/>
-                <w:sz w:val="18"/>
-              </w:rPr>
-              <w:t>INT8 Acc</w:t>
-            </w:r>
-          </w:p>
-        </w:tc>
-        <w:tc>
-          <w:tcPr>
-            <w:tcW w:type="dxa" w:w="1440"/>
-          </w:tcPr>
-          <w:p>
-            <w:pPr>
-              <w:jc w:val="center"/>
-            </w:pPr>
-            <w:r/>
-            <w:r>
-              <w:rPr>
-                <w:rFonts w:ascii="Times New Roman" w:hAnsi="Times New Roman"/>
-                <w:b/>
-                <w:sz w:val="18"/>
-              </w:rPr>
-              <w:t>INT8 Size</w:t>
-            </w:r>
-          </w:p>
-        </w:tc>
-      </w:tr>
-      <w:tr>
-        <w:tc>
-          <w:tcPr>
-            <w:tcW w:type="dxa" w:w="1440"/>
-          </w:tcPr>
-          <w:p>
-            <w:pPr>
-              <w:jc w:val="center"/>
-            </w:pPr>
-            <w:r/>
-            <w:r>
-              <w:rPr>
-                <w:rFonts w:ascii="Times New Roman" w:hAnsi="Times New Roman"/>
-                <w:b w:val="0"/>
-                <w:sz w:val="18"/>
-              </w:rPr>
-              <w:t>TENet [4]</w:t>
-            </w:r>
-          </w:p>
-        </w:tc>
-        <w:tc>
-          <w:tcPr>
-            <w:tcW w:type="dxa" w:w="1440"/>
-          </w:tcPr>
-          <w:p>
-            <w:pPr>
-              <w:jc w:val="center"/>
-            </w:pPr>
-            <w:r/>
-            <w:r>
-              <w:rPr>
-                <w:rFonts w:ascii="Times New Roman" w:hAnsi="Times New Roman"/>
-                <w:b w:val="0"/>
-                <w:sz w:val="18"/>
-              </w:rPr>
-              <w:t>1D Inverted Bottleneck</w:t>
-            </w:r>
-          </w:p>
-        </w:tc>
-        <w:tc>
-          <w:tcPr>
-            <w:tcW w:type="dxa" w:w="1440"/>
-          </w:tcPr>
-          <w:p>
-            <w:pPr>
-              <w:jc w:val="center"/>
-            </w:pPr>
-            <w:r/>
-            <w:r>
-              <w:rPr>
-                <w:rFonts w:ascii="Times New Roman" w:hAnsi="Times New Roman"/>
-                <w:b w:val="0"/>
-                <w:sz w:val="18"/>
-              </w:rPr>
-              <w:t>284,896</w:t>
-            </w:r>
-          </w:p>
-        </w:tc>
-        <w:tc>
-          <w:tcPr>
-            <w:tcW w:type="dxa" w:w="1440"/>
-          </w:tcPr>
-          <w:p>
-            <w:pPr>
-              <w:jc w:val="center"/>
-            </w:pPr>
-            <w:r/>
-            <w:r>
-              <w:rPr>
-                <w:rFonts w:ascii="Times New Roman" w:hAnsi="Times New Roman"/>
-                <w:b w:val="0"/>
-                <w:sz w:val="18"/>
-              </w:rPr>
-              <w:t>96.52%</w:t>
-            </w:r>
-          </w:p>
-        </w:tc>
-        <w:tc>
-          <w:tcPr>
-            <w:tcW w:type="dxa" w:w="1440"/>
-          </w:tcPr>
-          <w:p>
-            <w:pPr>
-              <w:jc w:val="center"/>
-            </w:pPr>
-            <w:r/>
-            <w:r>
-              <w:rPr>
-                <w:rFonts w:ascii="Times New Roman" w:hAnsi="Times New Roman"/>
-                <w:b w:val="0"/>
-                <w:sz w:val="18"/>
-              </w:rPr>
-              <w:t>96.56%</w:t>
-            </w:r>
-          </w:p>
-        </w:tc>
-        <w:tc>
-          <w:tcPr>
-            <w:tcW w:type="dxa" w:w="1440"/>
-          </w:tcPr>
-          <w:p>
-            <w:pPr>
-              <w:jc w:val="center"/>
-            </w:pPr>
-            <w:r/>
-            <w:r>
-              <w:rPr>
-                <w:rFonts w:ascii="Times New Roman" w:hAnsi="Times New Roman"/>
-                <w:b w:val="0"/>
-                <w:sz w:val="18"/>
-              </w:rPr>
-              <w:t>9.5 KB</w:t>
-            </w:r>
-          </w:p>
-        </w:tc>
-      </w:tr>
-      <w:tr>
-        <w:tc>
-          <w:tcPr>
-            <w:tcW w:type="dxa" w:w="1440"/>
-          </w:tcPr>
-          <w:p>
-            <w:pPr>
-              <w:jc w:val="center"/>
-            </w:pPr>
-            <w:r/>
-            <w:r>
-              <w:rPr>
-                <w:rFonts w:ascii="Times New Roman" w:hAnsi="Times New Roman"/>
-                <w:b w:val="0"/>
-                <w:sz w:val="18"/>
-              </w:rPr>
-              <w:t>LiCoNet</w:t>
-            </w:r>
-          </w:p>
-        </w:tc>
-        <w:tc>
-          <w:tcPr>
-            <w:tcW w:type="dxa" w:w="1440"/>
-          </w:tcPr>
-          <w:p>
-            <w:pPr>
-              <w:jc w:val="center"/>
-            </w:pPr>
-            <w:r/>
-            <w:r>
-              <w:rPr>
-                <w:rFonts w:ascii="Times New Roman" w:hAnsi="Times New Roman"/>
-                <w:b w:val="0"/>
-                <w:sz w:val="18"/>
-              </w:rPr>
-              <w:t>1D Linearized Conv</w:t>
-            </w:r>
-          </w:p>
-        </w:tc>
-        <w:tc>
-          <w:tcPr>
-            <w:tcW w:type="dxa" w:w="1440"/>
-          </w:tcPr>
-          <w:p>
-            <w:pPr>
-              <w:jc w:val="center"/>
-            </w:pPr>
-            <w:r/>
-            <w:r>
-              <w:rPr>
-                <w:rFonts w:ascii="Times New Roman" w:hAnsi="Times New Roman"/>
-                <w:b w:val="0"/>
-                <w:sz w:val="18"/>
-              </w:rPr>
-              <w:t>285,980</w:t>
-            </w:r>
-          </w:p>
-        </w:tc>
-        <w:tc>
-          <w:tcPr>
-            <w:tcW w:type="dxa" w:w="1440"/>
-          </w:tcPr>
-          <w:p>
-            <w:pPr>
-              <w:jc w:val="center"/>
-            </w:pPr>
-            <w:r/>
-            <w:r>
-              <w:rPr>
-                <w:rFonts w:ascii="Times New Roman" w:hAnsi="Times New Roman"/>
-                <w:b w:val="0"/>
-                <w:sz w:val="18"/>
-              </w:rPr>
-              <w:t>95.56%</w:t>
-            </w:r>
-          </w:p>
-        </w:tc>
-        <w:tc>
-          <w:tcPr>
-            <w:tcW w:type="dxa" w:w="1440"/>
-          </w:tcPr>
-          <w:p>
-            <w:pPr>
-              <w:jc w:val="center"/>
-            </w:pPr>
-            <w:r/>
-            <w:r>
-              <w:rPr>
-                <w:rFonts w:ascii="Times New Roman" w:hAnsi="Times New Roman"/>
-                <w:b w:val="0"/>
-                <w:sz w:val="18"/>
-              </w:rPr>
-              <w:t>95.42%</w:t>
-            </w:r>
-          </w:p>
-        </w:tc>
-        <w:tc>
-          <w:tcPr>
-            <w:tcW w:type="dxa" w:w="1440"/>
-          </w:tcPr>
-          <w:p>
-            <w:pPr>
-              <w:jc w:val="center"/>
-            </w:pPr>
-            <w:r/>
-            <w:r>
-              <w:rPr>
-                <w:rFonts w:ascii="Times New Roman" w:hAnsi="Times New Roman"/>
-                <w:b w:val="0"/>
-                <w:sz w:val="18"/>
-              </w:rPr>
-              <w:t>8.6 KB</w:t>
-            </w:r>
-          </w:p>
-        </w:tc>
-      </w:tr>
-      <w:tr>
-        <w:tc>
-          <w:tcPr>
-            <w:tcW w:type="dxa" w:w="1440"/>
-          </w:tcPr>
-          <w:p>
-            <w:pPr>
-              <w:jc w:val="center"/>
-            </w:pPr>
-            <w:r/>
-            <w:r>
-              <w:rPr>
-                <w:rFonts w:ascii="Times New Roman" w:hAnsi="Times New Roman"/>
-                <w:b w:val="0"/>
-                <w:sz w:val="18"/>
-              </w:rPr>
-              <w:t>CustomDSCNN</w:t>
-            </w:r>
-          </w:p>
-        </w:tc>
-        <w:tc>
-          <w:tcPr>
-            <w:tcW w:type="dxa" w:w="1440"/>
-          </w:tcPr>
-          <w:p>
-            <w:pPr>
-              <w:jc w:val="center"/>
-            </w:pPr>
-            <w:r/>
-            <w:r>
-              <w:rPr>
-                <w:rFonts w:ascii="Times New Roman" w:hAnsi="Times New Roman"/>
-                <w:b w:val="0"/>
-                <w:sz w:val="18"/>
-              </w:rPr>
-              <w:t>2D Depthwise Separable</w:t>
-            </w:r>
-          </w:p>
-        </w:tc>
-        <w:tc>
-          <w:tcPr>
-            <w:tcW w:type="dxa" w:w="1440"/>
-          </w:tcPr>
-          <w:p>
-            <w:pPr>
-              <w:jc w:val="center"/>
-            </w:pPr>
-            <w:r/>
-            <w:r>
-              <w:rPr>
-                <w:rFonts w:ascii="Times New Roman" w:hAnsi="Times New Roman"/>
-                <w:b w:val="0"/>
-                <w:sz w:val="18"/>
-              </w:rPr>
-              <w:t>286,240</w:t>
-            </w:r>
-          </w:p>
-        </w:tc>
-        <w:tc>
-          <w:tcPr>
-            <w:tcW w:type="dxa" w:w="1440"/>
-          </w:tcPr>
-          <w:p>
-            <w:pPr>
-              <w:jc w:val="center"/>
-            </w:pPr>
-            <w:r/>
-            <w:r>
-              <w:rPr>
-                <w:rFonts w:ascii="Times New Roman" w:hAnsi="Times New Roman"/>
-                <w:b w:val="0"/>
-                <w:sz w:val="18"/>
-              </w:rPr>
-              <w:t>94.71%</w:t>
-            </w:r>
-          </w:p>
-        </w:tc>
-        <w:tc>
-          <w:tcPr>
-            <w:tcW w:type="dxa" w:w="1440"/>
-          </w:tcPr>
-          <w:p>
-            <w:pPr>
-              <w:jc w:val="center"/>
-            </w:pPr>
-            <w:r/>
-            <w:r>
-              <w:rPr>
-                <w:rFonts w:ascii="Times New Roman" w:hAnsi="Times New Roman"/>
-                <w:b w:val="0"/>
-                <w:sz w:val="18"/>
-              </w:rPr>
-              <w:t>94.49%</w:t>
-            </w:r>
-          </w:p>
-        </w:tc>
-        <w:tc>
-          <w:tcPr>
-            <w:tcW w:type="dxa" w:w="1440"/>
-          </w:tcPr>
-          <w:p>
-            <w:pPr>
-              <w:jc w:val="center"/>
-            </w:pPr>
-            <w:r/>
-            <w:r>
-              <w:rPr>
-                <w:rFonts w:ascii="Times New Roman" w:hAnsi="Times New Roman"/>
-                <w:b w:val="0"/>
-                <w:sz w:val="18"/>
-              </w:rPr>
-              <w:t>6.3 KB</w:t>
-            </w:r>
-          </w:p>
-        </w:tc>
-      </w:tr>
-      <w:tr>
-        <w:tc>
-          <w:tcPr>
-            <w:tcW w:type="dxa" w:w="1440"/>
-          </w:tcPr>
-          <w:p>
-            <w:pPr>
-              <w:jc w:val="center"/>
-            </w:pPr>
-            <w:r/>
-            <w:r>
-              <w:rPr>
-                <w:rFonts w:ascii="Times New Roman" w:hAnsi="Times New Roman"/>
-                <w:b w:val="0"/>
-                <w:sz w:val="18"/>
-              </w:rPr>
-              <w:t>MobileNet-style</w:t>
-            </w:r>
-          </w:p>
-        </w:tc>
-        <w:tc>
-          <w:tcPr>
-            <w:tcW w:type="dxa" w:w="1440"/>
-          </w:tcPr>
-          <w:p>
-            <w:pPr>
-              <w:jc w:val="center"/>
-            </w:pPr>
-            <w:r/>
-            <w:r>
-              <w:rPr>
-                <w:rFonts w:ascii="Times New Roman" w:hAnsi="Times New Roman"/>
-                <w:b w:val="0"/>
-                <w:sz w:val="18"/>
-              </w:rPr>
-              <w:t>2D MobileNet</w:t>
-            </w:r>
-          </w:p>
-        </w:tc>
-        <w:tc>
-          <w:tcPr>
-            <w:tcW w:type="dxa" w:w="1440"/>
-          </w:tcPr>
-          <w:p>
-            <w:pPr>
-              <w:jc w:val="center"/>
-            </w:pPr>
-            <w:r/>
-            <w:r>
-              <w:rPr>
-                <w:rFonts w:ascii="Times New Roman" w:hAnsi="Times New Roman"/>
-                <w:b w:val="0"/>
-                <w:sz w:val="18"/>
-              </w:rPr>
-              <w:t>683,624</w:t>
-            </w:r>
-          </w:p>
-        </w:tc>
-        <w:tc>
-          <w:tcPr>
-            <w:tcW w:type="dxa" w:w="1440"/>
-          </w:tcPr>
-          <w:p>
-            <w:pPr>
-              <w:jc w:val="center"/>
-            </w:pPr>
-            <w:r/>
-            <w:r>
-              <w:rPr>
-                <w:rFonts w:ascii="Times New Roman" w:hAnsi="Times New Roman"/>
-                <w:b w:val="0"/>
-                <w:sz w:val="18"/>
-              </w:rPr>
-              <w:t>94.76%</w:t>
-            </w:r>
-          </w:p>
-        </w:tc>
-        <w:tc>
-          <w:tcPr>
-            <w:tcW w:type="dxa" w:w="1440"/>
-          </w:tcPr>
-          <w:p>
-            <w:pPr>
-              <w:jc w:val="center"/>
-            </w:pPr>
-            <w:r/>
-            <w:r>
-              <w:rPr>
-                <w:rFonts w:ascii="Times New Roman" w:hAnsi="Times New Roman"/>
-                <w:b w:val="0"/>
-                <w:sz w:val="18"/>
-              </w:rPr>
-              <w:t>94.14%</w:t>
-            </w:r>
-          </w:p>
-        </w:tc>
-        <w:tc>
-          <w:tcPr>
-            <w:tcW w:type="dxa" w:w="1440"/>
-          </w:tcPr>
-          <w:p>
-            <w:pPr>
-              <w:jc w:val="center"/>
-            </w:pPr>
-            <w:r/>
-            <w:r>
-              <w:rPr>
-                <w:rFonts w:ascii="Times New Roman" w:hAnsi="Times New Roman"/>
-                <w:b w:val="0"/>
-                <w:sz w:val="18"/>
-              </w:rPr>
-              <w:t>14.3 KB</w:t>
-            </w:r>
-          </w:p>
-        </w:tc>
-      </w:tr>
-      <w:tr>
-        <w:tc>
-          <w:tcPr>
-            <w:tcW w:type="dxa" w:w="1440"/>
-          </w:tcPr>
-          <w:p>
-            <w:pPr>
-              <w:jc w:val="center"/>
-            </w:pPr>
-            <w:r/>
-            <w:r>
-              <w:rPr>
-                <w:rFonts w:ascii="Times New Roman" w:hAnsi="Times New Roman"/>
-                <w:b w:val="0"/>
-                <w:sz w:val="18"/>
-              </w:rPr>
-              <w:t>BC-ResNet [5]</w:t>
-            </w:r>
-          </w:p>
-        </w:tc>
-        <w:tc>
-          <w:tcPr>
-            <w:tcW w:type="dxa" w:w="1440"/>
-          </w:tcPr>
-          <w:p>
-            <w:pPr>
-              <w:jc w:val="center"/>
-            </w:pPr>
-            <w:r/>
-            <w:r>
-              <w:rPr>
-                <w:rFonts w:ascii="Times New Roman" w:hAnsi="Times New Roman"/>
-                <w:b w:val="0"/>
-                <w:sz w:val="18"/>
-              </w:rPr>
-              <w:t>2D Broadcast Residual</w:t>
-            </w:r>
-          </w:p>
-        </w:tc>
-        <w:tc>
-          <w:tcPr>
-            <w:tcW w:type="dxa" w:w="1440"/>
-          </w:tcPr>
-          <w:p>
-            <w:pPr>
-              <w:jc w:val="center"/>
-            </w:pPr>
-            <w:r/>
-            <w:r>
-              <w:rPr>
-                <w:rFonts w:ascii="Times New Roman" w:hAnsi="Times New Roman"/>
-                <w:b w:val="0"/>
-                <w:sz w:val="18"/>
-              </w:rPr>
-              <w:t>290,008</w:t>
-            </w:r>
-          </w:p>
-        </w:tc>
-        <w:tc>
-          <w:tcPr>
-            <w:tcW w:type="dxa" w:w="1440"/>
-          </w:tcPr>
-          <w:p>
-            <w:pPr>
-              <w:jc w:val="center"/>
-            </w:pPr>
-            <w:r/>
-            <w:r>
-              <w:rPr>
-                <w:rFonts w:ascii="Times New Roman" w:hAnsi="Times New Roman"/>
-                <w:b w:val="0"/>
-                <w:sz w:val="18"/>
-              </w:rPr>
-              <w:t>83.85%</w:t>
-            </w:r>
-          </w:p>
-        </w:tc>
-        <w:tc>
-          <w:tcPr>
-            <w:tcW w:type="dxa" w:w="1440"/>
-          </w:tcPr>
-          <w:p>
-            <w:pPr>
-              <w:jc w:val="center"/>
-            </w:pPr>
-            <w:r/>
-            <w:r>
-              <w:rPr>
-                <w:rFonts w:ascii="Times New Roman" w:hAnsi="Times New Roman"/>
-                <w:b w:val="0"/>
-                <w:sz w:val="18"/>
-              </w:rPr>
-              <w:t>71.84%</w:t>
-            </w:r>
-          </w:p>
-        </w:tc>
-        <w:tc>
-          <w:tcPr>
-            <w:tcW w:type="dxa" w:w="1440"/>
-          </w:tcPr>
-          <w:p>
-            <w:pPr>
-              <w:jc w:val="center"/>
-            </w:pPr>
-            <w:r/>
-            <w:r>
-              <w:rPr>
-                <w:rFonts w:ascii="Times New Roman" w:hAnsi="Times New Roman"/>
-                <w:b w:val="0"/>
-                <w:sz w:val="18"/>
-              </w:rPr>
-              <w:t>2.3 KB</w:t>
-            </w:r>
-          </w:p>
-        </w:tc>
-      </w:tr>
-    </w:tbl>
-    <w:p/>
-    <w:p>
-      <w:pPr>
-        <w:ind w:firstLine="432"/>
-      </w:pPr>
-      <w:r>
-        <w:rPr>
-          <w:rFonts w:ascii="Times New Roman" w:hAnsi="Times New Roman"/>
-          <w:b w:val="0"/>
-          <w:i w:val="0"/>
-          <w:sz w:val="22"/>
-        </w:rPr>
-        <w:t>TENet achieved the highest accuracy (96.52%) and maintained excellent INT8 quantization robustness (96.56%), and was therefore selected as the base architecture for further optimization. BC-ResNet, despite its strong performance at larger scales [5], performed poorly at extreme channel reduction (channels as low as 4–12), likely due to insufficient capacity for its sub-spectral normalization mechanism.</w:t>
-      </w:r>
-    </w:p>
-    <w:p>
-      <w:pPr>
-        <w:pStyle w:val="Heading2"/>
-      </w:pPr>
-      <w:r>
-        <w:t>E. TENet Architecture</w:t>
+        <w:t>TENet [4] is selected for its strong accuracy-efficiency trade-off: among lightweight 1D architectures, it achieves the highest accuracy at sub-300K MACCs while maintaining robust INT8 quantization behavior. TENet processes MFCC sequences using one-dimensional temporal convolutions. The input tensor (1, 62, 13) is reshaped to (13, 62), treating the 13 MFCC coefficients as input channels and the 62 frames as the temporal dimension.</w:t>
       </w:r>
     </w:p>
     <w:p>
@@ -1969,7 +1131,7 @@
           <w:i w:val="0"/>
           <w:sz w:val="22"/>
         </w:rPr>
-        <w:t>The TENet architecture [4] processes MFCC sequences using one-dimensional temporal convolutions. The input tensor (1, 62, 13) is reshaped to (13, 62), treating the 13 MFCC coefficients as input channels and the 62 frames as the temporal dimension.</w:t>
+        <w:t>The architecture adopts an inverted bottleneck design inspired by MobileNetV2 [10], consisting of pointwise expansion, depthwise temporal convolution, and pointwise projection with residual connections.</w:t>
       </w:r>
     </w:p>
     <w:p>
@@ -1983,21 +1145,7 @@
           <w:i w:val="0"/>
           <w:sz w:val="22"/>
         </w:rPr>
-        <w:t>The architecture adopts an inverted bottleneck design inspired by MobileNetV2 [10], where each block consists of: (1) pointwise expansion Conv1d (in_ch → in_ch × ratio, kernel=1) to increase channel dimension; (2) depthwise temporal Conv1d (hidden, hidden, kernel=k, groups=hidden) for temporal feature extraction; (3) pointwise projection Conv1d (hidden → out_ch, kernel=1) for dimensionality reduction with no activation (linear); and (4) a residual connection (identity shortcut when stride=1 and in_ch=out_ch, otherwise a 1×1 projection shortcut).</w:t>
-      </w:r>
-    </w:p>
-    <w:p>
-      <w:pPr>
-        <w:ind w:firstLine="432"/>
-      </w:pPr>
-      <w:r>
-        <w:rPr>
-          <w:rFonts w:ascii="Times New Roman" w:hAnsi="Times New Roman"/>
-          <w:b w:val="0"/>
-          <w:i w:val="0"/>
-          <w:sz w:val="22"/>
-        </w:rPr>
-        <w:t>The network begins with a stem convolution (Conv1d, kernel=3), followed by multiple inverted bottleneck stages, and concludes with adaptive average pooling and a fully connected classification layer. The optimized architecture parameters obtained through grid search (Section III.F) are shown in Table II.</w:t>
+        <w:t>The network begins with a stem convolution (Conv1d, kernel=3), followed by multiple inverted bottleneck stages, and concludes with adaptive average pooling and a fully connected classification layer. The optimized architecture parameters obtained through grid search (Section II.E) are shown in Table II.</w:t>
       </w:r>
     </w:p>
     <w:p>
@@ -2527,7 +1675,7 @@
         <w:pStyle w:val="Heading2"/>
       </w:pPr>
       <w:r>
-        <w:t>F. Architecture Optimization</w:t>
+        <w:t>E. Architecture Optimization</w:t>
       </w:r>
     </w:p>
     <w:p>
@@ -3455,7 +2603,7 @@
                 <w:b w:val="0"/>
                 <w:sz w:val="18"/>
               </w:rPr>
-              <w:t>All (§III.G)</w:t>
+              <w:t>All (§II.F)</w:t>
             </w:r>
           </w:p>
         </w:tc>
@@ -3801,7 +2949,7 @@
         <w:pStyle w:val="Heading2"/>
       </w:pPr>
       <w:r>
-        <w:t>G. Training Configuration</w:t>
+        <w:t>F. Training Configuration</w:t>
       </w:r>
     </w:p>
     <w:p>
@@ -3812,7 +2960,7 @@
           <w:i w:val="0"/>
           <w:sz w:val="22"/>
         </w:rPr>
-        <w:t>The final model was trained using the following configuration:</w:t>
+        <w:t>The best architecture identified by grid search (Section II.E) was trained to convergence on an NVIDIA RTX 5080 Laptop GPU using the following configuration:</w:t>
       </w:r>
     </w:p>
     <w:tbl>
@@ -4338,7 +3486,7 @@
           <w:i w:val="0"/>
           <w:sz w:val="22"/>
         </w:rPr>
-        <w:t>These techniques collectively contributed a +1.84 percentage point improvement in validation accuracy compared with training without augmentation (see Section IV.D for ablation results).</w:t>
+        <w:t>These techniques collectively contributed a +1.84 percentage point improvement in validation accuracy compared with training without augmentation (see Section III.C for ablation results).</w:t>
       </w:r>
     </w:p>
     <w:p>
@@ -4388,7 +3536,7 @@
           <w:rFonts w:ascii="Times New Roman" w:hAnsi="Times New Roman"/>
           <w:sz w:val="20"/>
         </w:rPr>
-        <w:t>Fig. 5. Training curve showing validation accuracy and cosine annealing learning rate schedule over 273 epochs.</w:t>
+        <w:t>Fig. 4. Training curve showing validation accuracy and cosine annealing learning rate schedule over 273 epochs.</w:t>
       </w:r>
     </w:p>
     <w:p>
@@ -4396,7 +3544,7 @@
         <w:pStyle w:val="Heading2"/>
       </w:pPr>
       <w:r>
-        <w:t>H. INT8 Quantization</w:t>
+        <w:t>G. INT8 Quantization</w:t>
       </w:r>
     </w:p>
     <w:p>
@@ -4805,7 +3953,7 @@
         <w:pStyle w:val="Heading2"/>
       </w:pPr>
       <w:r>
-        <w:t>I. Embedded Deployment</w:t>
+        <w:t>H. Embedded Deployment</w:t>
       </w:r>
     </w:p>
     <w:p>
@@ -5166,7 +4314,7 @@
           <w:i w:val="0"/>
           <w:sz w:val="22"/>
         </w:rPr>
-        <w:t>The deployment pipeline consists of four steps: (1) training in PyTorch (float32); (2) export to ONNX format (opset 13); (3) INT8 quantization using ONNX Runtime (QDQ format); and (4) code generation using X-CUBE-AI, producing optimized C library and weight arrays. Inference latency is measured using the ARM DWT (Data Watchpoint and Trace) cycle counter, which provides cycle-accurate timing of the ai_run() function call.</w:t>
+        <w:t>The deployment pipeline consists of four steps: (1) training in PyTorch (float32); (2) export to ONNX format (opset 13); (3) INT8 quantization using ONNX Runtime (QDQ format); and (4) code generation using X-CUBE-AI, producing optimized C library and weight arrays. Inference latency is measured using the ARM DWT (Data Watchpoint and Trace) cycle counter, which provides cycle-accurate timing of the ai_run() function call. The latency measurement covers only the neural network forward pass (ai_run); MFCC feature extraction is excluded as it is performed by the host application prior to inference.</w:t>
       </w:r>
     </w:p>
     <w:p>
@@ -5174,7 +4322,7 @@
         <w:pStyle w:val="Heading1"/>
       </w:pPr>
       <w:r>
-        <w:t>IV. Results and Discussion</w:t>
+        <w:t>III. Results and Discussion</w:t>
       </w:r>
     </w:p>
     <w:p>
@@ -5182,29 +4330,7 @@
         <w:pStyle w:val="Heading2"/>
       </w:pPr>
       <w:r>
-        <w:t>A. Experimental Setup</w:t>
-      </w:r>
-    </w:p>
-    <w:p>
-      <w:pPr>
-        <w:ind w:firstLine="432"/>
-      </w:pPr>
-      <w:r>
-        <w:rPr>
-          <w:rFonts w:ascii="Times New Roman" w:hAnsi="Times New Roman"/>
-          <w:b w:val="0"/>
-          <w:i w:val="0"/>
-          <w:sz w:val="22"/>
-        </w:rPr>
-        <w:t>All models were trained using PyTorch 2.10.0 with CUDA on an NVIDIA RTX 5080 Laptop GPU. Evaluation was performed on the official test split of Google Speech Commands v2 (12,105 samples). Classification accuracy is computed as top-1 accuracy. F1-scores (weighted and macro) are computed using scikit-learn’s classification_report. All reported test accuracies are from a single training run with seed=123.</w:t>
-      </w:r>
-    </w:p>
-    <w:p>
-      <w:pPr>
-        <w:pStyle w:val="Heading2"/>
-      </w:pPr>
-      <w:r>
-        <w:t>B. Classification Performance</w:t>
+        <w:t>A. Classification Performance</w:t>
       </w:r>
     </w:p>
     <w:p>
@@ -5727,7 +4853,7 @@
           <w:i w:val="0"/>
           <w:sz w:val="22"/>
         </w:rPr>
-        <w:t>INT8 quantization causes only minimal accuracy degradation (−0.08%), demonstrating that the quantized model preserves the predictive capability of the floating-point model while enabling efficient embedded deployment.</w:t>
+        <w:t>INT8 quantization causes only minimal accuracy degradation (−0.08%), demonstrating that the quantized model preserves the predictive capability of the floating-point model while enabling efficient embedded deployment. Per-class F1-scores range from 0.918 (go) to 1.000 (silence), with INT8 degradation below 0.011 for all classes. The macro F1-score (0.9490) provides a balanced assessment across the 12 classes, as the unknown class (57.3% of test samples) dominates the weighted metric.</w:t>
       </w:r>
     </w:p>
     <w:p>
@@ -5735,1410 +4861,7 @@
         <w:pStyle w:val="Heading2"/>
       </w:pPr>
       <w:r>
-        <w:t>C. Per-Class Analysis</w:t>
-      </w:r>
-    </w:p>
-    <w:p>
-      <w:pPr>
-        <w:ind w:firstLine="432"/>
-      </w:pPr>
-      <w:r>
-        <w:rPr>
-          <w:rFonts w:ascii="Times New Roman" w:hAnsi="Times New Roman"/>
-          <w:b w:val="0"/>
-          <w:i w:val="0"/>
-          <w:sz w:val="22"/>
-        </w:rPr>
-        <w:t>Table V presents the per-class F1-scores for both float32 and INT8 models.</w:t>
-      </w:r>
-    </w:p>
-    <w:p>
-      <w:pPr>
-        <w:jc w:val="center"/>
-      </w:pPr>
-      <w:r>
-        <w:drawing>
-          <wp:inline xmlns:wp="http://schemas.openxmlformats.org/drawingml/2006/wordprocessingDrawing" distT="0" distB="0" distL="0" distR="0">
-            <wp:extent cx="5519928" cy="3343656"/>
-            <wp:docPr id="103" name="fig4_per_class_f1"/>
-            <a:graphic xmlns:a="http://schemas.openxmlformats.org/drawingml/2006/main">
-              <a:graphicData uri="http://schemas.openxmlformats.org/drawingml/2006/picture">
-                <pic:pic xmlns:pic="http://schemas.openxmlformats.org/drawingml/2006/picture">
-                  <pic:nvPicPr>
-                    <pic:cNvPr id="103" name="fig4_per_class_f1"/>
-                    <pic:cNvPicPr/>
-                  </pic:nvPicPr>
-                  <pic:blipFill>
-                    <a:blip xmlns:r="http://schemas.openxmlformats.org/officeDocument/2006/relationships" r:embed="rId13"/>
-                    <a:stretch>
-                      <a:fillRect/>
-                    </a:stretch>
-                  </pic:blipFill>
-                  <pic:spPr>
-                    <a:xfrm>
-                      <a:off x="0" y="0"/>
-                      <a:ext cx="5519928" cy="3343656"/>
-                    </a:xfrm>
-                    <a:prstGeom prst="rect">
-                      <a:avLst/>
-                    </a:prstGeom>
-                  </pic:spPr>
-                </pic:pic>
-              </a:graphicData>
-            </a:graphic>
-          </wp:inline>
-        </w:drawing>
-      </w:r>
-    </w:p>
-    <w:p>
-      <w:pPr>
-        <w:jc w:val="center"/>
-      </w:pPr>
-      <w:r>
-        <w:rPr>
-          <w:rFonts w:ascii="Times New Roman" w:hAnsi="Times New Roman"/>
-          <w:sz w:val="20"/>
-        </w:rPr>
-        <w:t>Fig. 4. Per-class F1-scores comparing Float32 and INT8 models across all 12 classes.</w:t>
-      </w:r>
-    </w:p>
-    <w:p>
-      <w:pPr>
-        <w:jc w:val="center"/>
-      </w:pPr>
-      <w:r>
-        <w:rPr>
-          <w:b/>
-          <w:sz w:val="20"/>
-        </w:rPr>
-        <w:t>Table V: Per-class F1-scores (Float32 vs INT8).</w:t>
-      </w:r>
-    </w:p>
-    <w:tbl>
-      <w:tblPr>
-        <w:tblStyle w:val="TableGrid"/>
-        <w:tblW w:type="auto" w:w="0"/>
-        <w:jc w:val="center"/>
-        <w:tblLook w:firstColumn="1" w:firstRow="1" w:lastColumn="0" w:lastRow="0" w:noHBand="0" w:noVBand="1" w:val="04A0"/>
-      </w:tblPr>
-      <w:tblGrid>
-        <w:gridCol w:w="1728"/>
-        <w:gridCol w:w="1728"/>
-        <w:gridCol w:w="1728"/>
-        <w:gridCol w:w="1728"/>
-        <w:gridCol w:w="1728"/>
-      </w:tblGrid>
-      <w:tr>
-        <w:tc>
-          <w:tcPr>
-            <w:tcW w:type="dxa" w:w="1728"/>
-          </w:tcPr>
-          <w:p>
-            <w:pPr>
-              <w:jc w:val="center"/>
-            </w:pPr>
-            <w:r/>
-            <w:r>
-              <w:rPr>
-                <w:rFonts w:ascii="Times New Roman" w:hAnsi="Times New Roman"/>
-                <w:b/>
-                <w:sz w:val="18"/>
-              </w:rPr>
-              <w:t>Class</w:t>
-            </w:r>
-          </w:p>
-        </w:tc>
-        <w:tc>
-          <w:tcPr>
-            <w:tcW w:type="dxa" w:w="1728"/>
-          </w:tcPr>
-          <w:p>
-            <w:pPr>
-              <w:jc w:val="center"/>
-            </w:pPr>
-            <w:r/>
-            <w:r>
-              <w:rPr>
-                <w:rFonts w:ascii="Times New Roman" w:hAnsi="Times New Roman"/>
-                <w:b/>
-                <w:sz w:val="18"/>
-              </w:rPr>
-              <w:t>F1 (Float32)</w:t>
-            </w:r>
-          </w:p>
-        </w:tc>
-        <w:tc>
-          <w:tcPr>
-            <w:tcW w:type="dxa" w:w="1728"/>
-          </w:tcPr>
-          <w:p>
-            <w:pPr>
-              <w:jc w:val="center"/>
-            </w:pPr>
-            <w:r/>
-            <w:r>
-              <w:rPr>
-                <w:rFonts w:ascii="Times New Roman" w:hAnsi="Times New Roman"/>
-                <w:b/>
-                <w:sz w:val="18"/>
-              </w:rPr>
-              <w:t>F1 (INT8)</w:t>
-            </w:r>
-          </w:p>
-        </w:tc>
-        <w:tc>
-          <w:tcPr>
-            <w:tcW w:type="dxa" w:w="1728"/>
-          </w:tcPr>
-          <w:p>
-            <w:pPr>
-              <w:jc w:val="center"/>
-            </w:pPr>
-            <w:r/>
-            <w:r>
-              <w:rPr>
-                <w:rFonts w:ascii="Times New Roman" w:hAnsi="Times New Roman"/>
-                <w:b/>
-                <w:sz w:val="18"/>
-              </w:rPr>
-              <w:t>Δ F1</w:t>
-            </w:r>
-          </w:p>
-        </w:tc>
-        <w:tc>
-          <w:tcPr>
-            <w:tcW w:type="dxa" w:w="1728"/>
-          </w:tcPr>
-          <w:p>
-            <w:pPr>
-              <w:jc w:val="center"/>
-            </w:pPr>
-            <w:r/>
-            <w:r>
-              <w:rPr>
-                <w:rFonts w:ascii="Times New Roman" w:hAnsi="Times New Roman"/>
-                <w:b/>
-                <w:sz w:val="18"/>
-              </w:rPr>
-              <w:t>Support</w:t>
-            </w:r>
-          </w:p>
-        </w:tc>
-      </w:tr>
-      <w:tr>
-        <w:tc>
-          <w:tcPr>
-            <w:tcW w:type="dxa" w:w="1728"/>
-          </w:tcPr>
-          <w:p>
-            <w:pPr>
-              <w:jc w:val="center"/>
-            </w:pPr>
-            <w:r/>
-            <w:r>
-              <w:rPr>
-                <w:rFonts w:ascii="Times New Roman" w:hAnsi="Times New Roman"/>
-                <w:b w:val="0"/>
-                <w:sz w:val="18"/>
-              </w:rPr>
-              <w:t>yes</w:t>
-            </w:r>
-          </w:p>
-        </w:tc>
-        <w:tc>
-          <w:tcPr>
-            <w:tcW w:type="dxa" w:w="1728"/>
-          </w:tcPr>
-          <w:p>
-            <w:pPr>
-              <w:jc w:val="center"/>
-            </w:pPr>
-            <w:r/>
-            <w:r>
-              <w:rPr>
-                <w:rFonts w:ascii="Times New Roman" w:hAnsi="Times New Roman"/>
-                <w:b w:val="0"/>
-                <w:sz w:val="18"/>
-              </w:rPr>
-              <w:t>0.9736</w:t>
-            </w:r>
-          </w:p>
-        </w:tc>
-        <w:tc>
-          <w:tcPr>
-            <w:tcW w:type="dxa" w:w="1728"/>
-          </w:tcPr>
-          <w:p>
-            <w:pPr>
-              <w:jc w:val="center"/>
-            </w:pPr>
-            <w:r/>
-            <w:r>
-              <w:rPr>
-                <w:rFonts w:ascii="Times New Roman" w:hAnsi="Times New Roman"/>
-                <w:b w:val="0"/>
-                <w:sz w:val="18"/>
-              </w:rPr>
-              <w:t>0.9723</w:t>
-            </w:r>
-          </w:p>
-        </w:tc>
-        <w:tc>
-          <w:tcPr>
-            <w:tcW w:type="dxa" w:w="1728"/>
-          </w:tcPr>
-          <w:p>
-            <w:pPr>
-              <w:jc w:val="center"/>
-            </w:pPr>
-            <w:r/>
-            <w:r>
-              <w:rPr>
-                <w:rFonts w:ascii="Times New Roman" w:hAnsi="Times New Roman"/>
-                <w:b w:val="0"/>
-                <w:sz w:val="18"/>
-              </w:rPr>
-              <w:t>−0.0013</w:t>
-            </w:r>
-          </w:p>
-        </w:tc>
-        <w:tc>
-          <w:tcPr>
-            <w:tcW w:type="dxa" w:w="1728"/>
-          </w:tcPr>
-          <w:p>
-            <w:pPr>
-              <w:jc w:val="center"/>
-            </w:pPr>
-            <w:r/>
-            <w:r>
-              <w:rPr>
-                <w:rFonts w:ascii="Times New Roman" w:hAnsi="Times New Roman"/>
-                <w:b w:val="0"/>
-                <w:sz w:val="18"/>
-              </w:rPr>
-              <w:t>419</w:t>
-            </w:r>
-          </w:p>
-        </w:tc>
-      </w:tr>
-      <w:tr>
-        <w:tc>
-          <w:tcPr>
-            <w:tcW w:type="dxa" w:w="1728"/>
-          </w:tcPr>
-          <w:p>
-            <w:pPr>
-              <w:jc w:val="center"/>
-            </w:pPr>
-            <w:r/>
-            <w:r>
-              <w:rPr>
-                <w:rFonts w:ascii="Times New Roman" w:hAnsi="Times New Roman"/>
-                <w:b w:val="0"/>
-                <w:sz w:val="18"/>
-              </w:rPr>
-              <w:t>no</w:t>
-            </w:r>
-          </w:p>
-        </w:tc>
-        <w:tc>
-          <w:tcPr>
-            <w:tcW w:type="dxa" w:w="1728"/>
-          </w:tcPr>
-          <w:p>
-            <w:pPr>
-              <w:jc w:val="center"/>
-            </w:pPr>
-            <w:r/>
-            <w:r>
-              <w:rPr>
-                <w:rFonts w:ascii="Times New Roman" w:hAnsi="Times New Roman"/>
-                <w:b w:val="0"/>
-                <w:sz w:val="18"/>
-              </w:rPr>
-              <w:t>0.9302</w:t>
-            </w:r>
-          </w:p>
-        </w:tc>
-        <w:tc>
-          <w:tcPr>
-            <w:tcW w:type="dxa" w:w="1728"/>
-          </w:tcPr>
-          <w:p>
-            <w:pPr>
-              <w:jc w:val="center"/>
-            </w:pPr>
-            <w:r/>
-            <w:r>
-              <w:rPr>
-                <w:rFonts w:ascii="Times New Roman" w:hAnsi="Times New Roman"/>
-                <w:b w:val="0"/>
-                <w:sz w:val="18"/>
-              </w:rPr>
-              <w:t>0.9200</w:t>
-            </w:r>
-          </w:p>
-        </w:tc>
-        <w:tc>
-          <w:tcPr>
-            <w:tcW w:type="dxa" w:w="1728"/>
-          </w:tcPr>
-          <w:p>
-            <w:pPr>
-              <w:jc w:val="center"/>
-            </w:pPr>
-            <w:r/>
-            <w:r>
-              <w:rPr>
-                <w:rFonts w:ascii="Times New Roman" w:hAnsi="Times New Roman"/>
-                <w:b w:val="0"/>
-                <w:sz w:val="18"/>
-              </w:rPr>
-              <w:t>−0.0102</w:t>
-            </w:r>
-          </w:p>
-        </w:tc>
-        <w:tc>
-          <w:tcPr>
-            <w:tcW w:type="dxa" w:w="1728"/>
-          </w:tcPr>
-          <w:p>
-            <w:pPr>
-              <w:jc w:val="center"/>
-            </w:pPr>
-            <w:r/>
-            <w:r>
-              <w:rPr>
-                <w:rFonts w:ascii="Times New Roman" w:hAnsi="Times New Roman"/>
-                <w:b w:val="0"/>
-                <w:sz w:val="18"/>
-              </w:rPr>
-              <w:t>405</w:t>
-            </w:r>
-          </w:p>
-        </w:tc>
-      </w:tr>
-      <w:tr>
-        <w:tc>
-          <w:tcPr>
-            <w:tcW w:type="dxa" w:w="1728"/>
-          </w:tcPr>
-          <w:p>
-            <w:pPr>
-              <w:jc w:val="center"/>
-            </w:pPr>
-            <w:r/>
-            <w:r>
-              <w:rPr>
-                <w:rFonts w:ascii="Times New Roman" w:hAnsi="Times New Roman"/>
-                <w:b w:val="0"/>
-                <w:sz w:val="18"/>
-              </w:rPr>
-              <w:t>up</w:t>
-            </w:r>
-          </w:p>
-        </w:tc>
-        <w:tc>
-          <w:tcPr>
-            <w:tcW w:type="dxa" w:w="1728"/>
-          </w:tcPr>
-          <w:p>
-            <w:pPr>
-              <w:jc w:val="center"/>
-            </w:pPr>
-            <w:r/>
-            <w:r>
-              <w:rPr>
-                <w:rFonts w:ascii="Times New Roman" w:hAnsi="Times New Roman"/>
-                <w:b w:val="0"/>
-                <w:sz w:val="18"/>
-              </w:rPr>
-              <w:t>0.9440</w:t>
-            </w:r>
-          </w:p>
-        </w:tc>
-        <w:tc>
-          <w:tcPr>
-            <w:tcW w:type="dxa" w:w="1728"/>
-          </w:tcPr>
-          <w:p>
-            <w:pPr>
-              <w:jc w:val="center"/>
-            </w:pPr>
-            <w:r/>
-            <w:r>
-              <w:rPr>
-                <w:rFonts w:ascii="Times New Roman" w:hAnsi="Times New Roman"/>
-                <w:b w:val="0"/>
-                <w:sz w:val="18"/>
-              </w:rPr>
-              <w:t>0.9396</w:t>
-            </w:r>
-          </w:p>
-        </w:tc>
-        <w:tc>
-          <w:tcPr>
-            <w:tcW w:type="dxa" w:w="1728"/>
-          </w:tcPr>
-          <w:p>
-            <w:pPr>
-              <w:jc w:val="center"/>
-            </w:pPr>
-            <w:r/>
-            <w:r>
-              <w:rPr>
-                <w:rFonts w:ascii="Times New Roman" w:hAnsi="Times New Roman"/>
-                <w:b w:val="0"/>
-                <w:sz w:val="18"/>
-              </w:rPr>
-              <w:t>−0.0044</w:t>
-            </w:r>
-          </w:p>
-        </w:tc>
-        <w:tc>
-          <w:tcPr>
-            <w:tcW w:type="dxa" w:w="1728"/>
-          </w:tcPr>
-          <w:p>
-            <w:pPr>
-              <w:jc w:val="center"/>
-            </w:pPr>
-            <w:r/>
-            <w:r>
-              <w:rPr>
-                <w:rFonts w:ascii="Times New Roman" w:hAnsi="Times New Roman"/>
-                <w:b w:val="0"/>
-                <w:sz w:val="18"/>
-              </w:rPr>
-              <w:t>425</w:t>
-            </w:r>
-          </w:p>
-        </w:tc>
-      </w:tr>
-      <w:tr>
-        <w:tc>
-          <w:tcPr>
-            <w:tcW w:type="dxa" w:w="1728"/>
-          </w:tcPr>
-          <w:p>
-            <w:pPr>
-              <w:jc w:val="center"/>
-            </w:pPr>
-            <w:r/>
-            <w:r>
-              <w:rPr>
-                <w:rFonts w:ascii="Times New Roman" w:hAnsi="Times New Roman"/>
-                <w:b w:val="0"/>
-                <w:sz w:val="18"/>
-              </w:rPr>
-              <w:t>down</w:t>
-            </w:r>
-          </w:p>
-        </w:tc>
-        <w:tc>
-          <w:tcPr>
-            <w:tcW w:type="dxa" w:w="1728"/>
-          </w:tcPr>
-          <w:p>
-            <w:pPr>
-              <w:jc w:val="center"/>
-            </w:pPr>
-            <w:r/>
-            <w:r>
-              <w:rPr>
-                <w:rFonts w:ascii="Times New Roman" w:hAnsi="Times New Roman"/>
-                <w:b w:val="0"/>
-                <w:sz w:val="18"/>
-              </w:rPr>
-              <w:t>0.9362</w:t>
-            </w:r>
-          </w:p>
-        </w:tc>
-        <w:tc>
-          <w:tcPr>
-            <w:tcW w:type="dxa" w:w="1728"/>
-          </w:tcPr>
-          <w:p>
-            <w:pPr>
-              <w:jc w:val="center"/>
-            </w:pPr>
-            <w:r/>
-            <w:r>
-              <w:rPr>
-                <w:rFonts w:ascii="Times New Roman" w:hAnsi="Times New Roman"/>
-                <w:b w:val="0"/>
-                <w:sz w:val="18"/>
-              </w:rPr>
-              <w:t>0.9271</w:t>
-            </w:r>
-          </w:p>
-        </w:tc>
-        <w:tc>
-          <w:tcPr>
-            <w:tcW w:type="dxa" w:w="1728"/>
-          </w:tcPr>
-          <w:p>
-            <w:pPr>
-              <w:jc w:val="center"/>
-            </w:pPr>
-            <w:r/>
-            <w:r>
-              <w:rPr>
-                <w:rFonts w:ascii="Times New Roman" w:hAnsi="Times New Roman"/>
-                <w:b w:val="0"/>
-                <w:sz w:val="18"/>
-              </w:rPr>
-              <w:t>−0.0091</w:t>
-            </w:r>
-          </w:p>
-        </w:tc>
-        <w:tc>
-          <w:tcPr>
-            <w:tcW w:type="dxa" w:w="1728"/>
-          </w:tcPr>
-          <w:p>
-            <w:pPr>
-              <w:jc w:val="center"/>
-            </w:pPr>
-            <w:r/>
-            <w:r>
-              <w:rPr>
-                <w:rFonts w:ascii="Times New Roman" w:hAnsi="Times New Roman"/>
-                <w:b w:val="0"/>
-                <w:sz w:val="18"/>
-              </w:rPr>
-              <w:t>406</w:t>
-            </w:r>
-          </w:p>
-        </w:tc>
-      </w:tr>
-      <w:tr>
-        <w:tc>
-          <w:tcPr>
-            <w:tcW w:type="dxa" w:w="1728"/>
-          </w:tcPr>
-          <w:p>
-            <w:pPr>
-              <w:jc w:val="center"/>
-            </w:pPr>
-            <w:r/>
-            <w:r>
-              <w:rPr>
-                <w:rFonts w:ascii="Times New Roman" w:hAnsi="Times New Roman"/>
-                <w:b w:val="0"/>
-                <w:sz w:val="18"/>
-              </w:rPr>
-              <w:t>left</w:t>
-            </w:r>
-          </w:p>
-        </w:tc>
-        <w:tc>
-          <w:tcPr>
-            <w:tcW w:type="dxa" w:w="1728"/>
-          </w:tcPr>
-          <w:p>
-            <w:pPr>
-              <w:jc w:val="center"/>
-            </w:pPr>
-            <w:r/>
-            <w:r>
-              <w:rPr>
-                <w:rFonts w:ascii="Times New Roman" w:hAnsi="Times New Roman"/>
-                <w:b w:val="0"/>
-                <w:sz w:val="18"/>
-              </w:rPr>
-              <w:t>0.9441</w:t>
-            </w:r>
-          </w:p>
-        </w:tc>
-        <w:tc>
-          <w:tcPr>
-            <w:tcW w:type="dxa" w:w="1728"/>
-          </w:tcPr>
-          <w:p>
-            <w:pPr>
-              <w:jc w:val="center"/>
-            </w:pPr>
-            <w:r/>
-            <w:r>
-              <w:rPr>
-                <w:rFonts w:ascii="Times New Roman" w:hAnsi="Times New Roman"/>
-                <w:b w:val="0"/>
-                <w:sz w:val="18"/>
-              </w:rPr>
-              <w:t>0.9484</w:t>
-            </w:r>
-          </w:p>
-        </w:tc>
-        <w:tc>
-          <w:tcPr>
-            <w:tcW w:type="dxa" w:w="1728"/>
-          </w:tcPr>
-          <w:p>
-            <w:pPr>
-              <w:jc w:val="center"/>
-            </w:pPr>
-            <w:r/>
-            <w:r>
-              <w:rPr>
-                <w:rFonts w:ascii="Times New Roman" w:hAnsi="Times New Roman"/>
-                <w:b w:val="0"/>
-                <w:sz w:val="18"/>
-              </w:rPr>
-              <w:t>+0.0043</w:t>
-            </w:r>
-          </w:p>
-        </w:tc>
-        <w:tc>
-          <w:tcPr>
-            <w:tcW w:type="dxa" w:w="1728"/>
-          </w:tcPr>
-          <w:p>
-            <w:pPr>
-              <w:jc w:val="center"/>
-            </w:pPr>
-            <w:r/>
-            <w:r>
-              <w:rPr>
-                <w:rFonts w:ascii="Times New Roman" w:hAnsi="Times New Roman"/>
-                <w:b w:val="0"/>
-                <w:sz w:val="18"/>
-              </w:rPr>
-              <w:t>412</w:t>
-            </w:r>
-          </w:p>
-        </w:tc>
-      </w:tr>
-      <w:tr>
-        <w:tc>
-          <w:tcPr>
-            <w:tcW w:type="dxa" w:w="1728"/>
-          </w:tcPr>
-          <w:p>
-            <w:pPr>
-              <w:jc w:val="center"/>
-            </w:pPr>
-            <w:r/>
-            <w:r>
-              <w:rPr>
-                <w:rFonts w:ascii="Times New Roman" w:hAnsi="Times New Roman"/>
-                <w:b w:val="0"/>
-                <w:sz w:val="18"/>
-              </w:rPr>
-              <w:t>right</w:t>
-            </w:r>
-          </w:p>
-        </w:tc>
-        <w:tc>
-          <w:tcPr>
-            <w:tcW w:type="dxa" w:w="1728"/>
-          </w:tcPr>
-          <w:p>
-            <w:pPr>
-              <w:jc w:val="center"/>
-            </w:pPr>
-            <w:r/>
-            <w:r>
-              <w:rPr>
-                <w:rFonts w:ascii="Times New Roman" w:hAnsi="Times New Roman"/>
-                <w:b w:val="0"/>
-                <w:sz w:val="18"/>
-              </w:rPr>
-              <w:t>0.9406</w:t>
-            </w:r>
-          </w:p>
-        </w:tc>
-        <w:tc>
-          <w:tcPr>
-            <w:tcW w:type="dxa" w:w="1728"/>
-          </w:tcPr>
-          <w:p>
-            <w:pPr>
-              <w:jc w:val="center"/>
-            </w:pPr>
-            <w:r/>
-            <w:r>
-              <w:rPr>
-                <w:rFonts w:ascii="Times New Roman" w:hAnsi="Times New Roman"/>
-                <w:b w:val="0"/>
-                <w:sz w:val="18"/>
-              </w:rPr>
-              <w:t>0.9404</w:t>
-            </w:r>
-          </w:p>
-        </w:tc>
-        <w:tc>
-          <w:tcPr>
-            <w:tcW w:type="dxa" w:w="1728"/>
-          </w:tcPr>
-          <w:p>
-            <w:pPr>
-              <w:jc w:val="center"/>
-            </w:pPr>
-            <w:r/>
-            <w:r>
-              <w:rPr>
-                <w:rFonts w:ascii="Times New Roman" w:hAnsi="Times New Roman"/>
-                <w:b w:val="0"/>
-                <w:sz w:val="18"/>
-              </w:rPr>
-              <w:t>−0.0002</w:t>
-            </w:r>
-          </w:p>
-        </w:tc>
-        <w:tc>
-          <w:tcPr>
-            <w:tcW w:type="dxa" w:w="1728"/>
-          </w:tcPr>
-          <w:p>
-            <w:pPr>
-              <w:jc w:val="center"/>
-            </w:pPr>
-            <w:r/>
-            <w:r>
-              <w:rPr>
-                <w:rFonts w:ascii="Times New Roman" w:hAnsi="Times New Roman"/>
-                <w:b w:val="0"/>
-                <w:sz w:val="18"/>
-              </w:rPr>
-              <w:t>396</w:t>
-            </w:r>
-          </w:p>
-        </w:tc>
-      </w:tr>
-      <w:tr>
-        <w:tc>
-          <w:tcPr>
-            <w:tcW w:type="dxa" w:w="1728"/>
-          </w:tcPr>
-          <w:p>
-            <w:pPr>
-              <w:jc w:val="center"/>
-            </w:pPr>
-            <w:r/>
-            <w:r>
-              <w:rPr>
-                <w:rFonts w:ascii="Times New Roman" w:hAnsi="Times New Roman"/>
-                <w:b w:val="0"/>
-                <w:sz w:val="18"/>
-              </w:rPr>
-              <w:t>on</w:t>
-            </w:r>
-          </w:p>
-        </w:tc>
-        <w:tc>
-          <w:tcPr>
-            <w:tcW w:type="dxa" w:w="1728"/>
-          </w:tcPr>
-          <w:p>
-            <w:pPr>
-              <w:jc w:val="center"/>
-            </w:pPr>
-            <w:r/>
-            <w:r>
-              <w:rPr>
-                <w:rFonts w:ascii="Times New Roman" w:hAnsi="Times New Roman"/>
-                <w:b w:val="0"/>
-                <w:sz w:val="18"/>
-              </w:rPr>
-              <w:t>0.9258</w:t>
-            </w:r>
-          </w:p>
-        </w:tc>
-        <w:tc>
-          <w:tcPr>
-            <w:tcW w:type="dxa" w:w="1728"/>
-          </w:tcPr>
-          <w:p>
-            <w:pPr>
-              <w:jc w:val="center"/>
-            </w:pPr>
-            <w:r/>
-            <w:r>
-              <w:rPr>
-                <w:rFonts w:ascii="Times New Roman" w:hAnsi="Times New Roman"/>
-                <w:b w:val="0"/>
-                <w:sz w:val="18"/>
-              </w:rPr>
-              <w:t>0.9343</w:t>
-            </w:r>
-          </w:p>
-        </w:tc>
-        <w:tc>
-          <w:tcPr>
-            <w:tcW w:type="dxa" w:w="1728"/>
-          </w:tcPr>
-          <w:p>
-            <w:pPr>
-              <w:jc w:val="center"/>
-            </w:pPr>
-            <w:r/>
-            <w:r>
-              <w:rPr>
-                <w:rFonts w:ascii="Times New Roman" w:hAnsi="Times New Roman"/>
-                <w:b w:val="0"/>
-                <w:sz w:val="18"/>
-              </w:rPr>
-              <w:t>+0.0085</w:t>
-            </w:r>
-          </w:p>
-        </w:tc>
-        <w:tc>
-          <w:tcPr>
-            <w:tcW w:type="dxa" w:w="1728"/>
-          </w:tcPr>
-          <w:p>
-            <w:pPr>
-              <w:jc w:val="center"/>
-            </w:pPr>
-            <w:r/>
-            <w:r>
-              <w:rPr>
-                <w:rFonts w:ascii="Times New Roman" w:hAnsi="Times New Roman"/>
-                <w:b w:val="0"/>
-                <w:sz w:val="18"/>
-              </w:rPr>
-              <w:t>396</w:t>
-            </w:r>
-          </w:p>
-        </w:tc>
-      </w:tr>
-      <w:tr>
-        <w:tc>
-          <w:tcPr>
-            <w:tcW w:type="dxa" w:w="1728"/>
-          </w:tcPr>
-          <w:p>
-            <w:pPr>
-              <w:jc w:val="center"/>
-            </w:pPr>
-            <w:r/>
-            <w:r>
-              <w:rPr>
-                <w:rFonts w:ascii="Times New Roman" w:hAnsi="Times New Roman"/>
-                <w:b w:val="0"/>
-                <w:sz w:val="18"/>
-              </w:rPr>
-              <w:t>off</w:t>
-            </w:r>
-          </w:p>
-        </w:tc>
-        <w:tc>
-          <w:tcPr>
-            <w:tcW w:type="dxa" w:w="1728"/>
-          </w:tcPr>
-          <w:p>
-            <w:pPr>
-              <w:jc w:val="center"/>
-            </w:pPr>
-            <w:r/>
-            <w:r>
-              <w:rPr>
-                <w:rFonts w:ascii="Times New Roman" w:hAnsi="Times New Roman"/>
-                <w:b w:val="0"/>
-                <w:sz w:val="18"/>
-              </w:rPr>
-              <w:t>0.9370</w:t>
-            </w:r>
-          </w:p>
-        </w:tc>
-        <w:tc>
-          <w:tcPr>
-            <w:tcW w:type="dxa" w:w="1728"/>
-          </w:tcPr>
-          <w:p>
-            <w:pPr>
-              <w:jc w:val="center"/>
-            </w:pPr>
-            <w:r/>
-            <w:r>
-              <w:rPr>
-                <w:rFonts w:ascii="Times New Roman" w:hAnsi="Times New Roman"/>
-                <w:b w:val="0"/>
-                <w:sz w:val="18"/>
-              </w:rPr>
-              <w:t>0.9315</w:t>
-            </w:r>
-          </w:p>
-        </w:tc>
-        <w:tc>
-          <w:tcPr>
-            <w:tcW w:type="dxa" w:w="1728"/>
-          </w:tcPr>
-          <w:p>
-            <w:pPr>
-              <w:jc w:val="center"/>
-            </w:pPr>
-            <w:r/>
-            <w:r>
-              <w:rPr>
-                <w:rFonts w:ascii="Times New Roman" w:hAnsi="Times New Roman"/>
-                <w:b w:val="0"/>
-                <w:sz w:val="18"/>
-              </w:rPr>
-              <w:t>−0.0055</w:t>
-            </w:r>
-          </w:p>
-        </w:tc>
-        <w:tc>
-          <w:tcPr>
-            <w:tcW w:type="dxa" w:w="1728"/>
-          </w:tcPr>
-          <w:p>
-            <w:pPr>
-              <w:jc w:val="center"/>
-            </w:pPr>
-            <w:r/>
-            <w:r>
-              <w:rPr>
-                <w:rFonts w:ascii="Times New Roman" w:hAnsi="Times New Roman"/>
-                <w:b w:val="0"/>
-                <w:sz w:val="18"/>
-              </w:rPr>
-              <w:t>402</w:t>
-            </w:r>
-          </w:p>
-        </w:tc>
-      </w:tr>
-      <w:tr>
-        <w:tc>
-          <w:tcPr>
-            <w:tcW w:type="dxa" w:w="1728"/>
-          </w:tcPr>
-          <w:p>
-            <w:pPr>
-              <w:jc w:val="center"/>
-            </w:pPr>
-            <w:r/>
-            <w:r>
-              <w:rPr>
-                <w:rFonts w:ascii="Times New Roman" w:hAnsi="Times New Roman"/>
-                <w:b w:val="0"/>
-                <w:sz w:val="18"/>
-              </w:rPr>
-              <w:t>stop</w:t>
-            </w:r>
-          </w:p>
-        </w:tc>
-        <w:tc>
-          <w:tcPr>
-            <w:tcW w:type="dxa" w:w="1728"/>
-          </w:tcPr>
-          <w:p>
-            <w:pPr>
-              <w:jc w:val="center"/>
-            </w:pPr>
-            <w:r/>
-            <w:r>
-              <w:rPr>
-                <w:rFonts w:ascii="Times New Roman" w:hAnsi="Times New Roman"/>
-                <w:b w:val="0"/>
-                <w:sz w:val="18"/>
-              </w:rPr>
-              <w:t>0.9766</w:t>
-            </w:r>
-          </w:p>
-        </w:tc>
-        <w:tc>
-          <w:tcPr>
-            <w:tcW w:type="dxa" w:w="1728"/>
-          </w:tcPr>
-          <w:p>
-            <w:pPr>
-              <w:jc w:val="center"/>
-            </w:pPr>
-            <w:r/>
-            <w:r>
-              <w:rPr>
-                <w:rFonts w:ascii="Times New Roman" w:hAnsi="Times New Roman"/>
-                <w:b w:val="0"/>
-                <w:sz w:val="18"/>
-              </w:rPr>
-              <w:t>0.9779</w:t>
-            </w:r>
-          </w:p>
-        </w:tc>
-        <w:tc>
-          <w:tcPr>
-            <w:tcW w:type="dxa" w:w="1728"/>
-          </w:tcPr>
-          <w:p>
-            <w:pPr>
-              <w:jc w:val="center"/>
-            </w:pPr>
-            <w:r/>
-            <w:r>
-              <w:rPr>
-                <w:rFonts w:ascii="Times New Roman" w:hAnsi="Times New Roman"/>
-                <w:b w:val="0"/>
-                <w:sz w:val="18"/>
-              </w:rPr>
-              <w:t>+0.0013</w:t>
-            </w:r>
-          </w:p>
-        </w:tc>
-        <w:tc>
-          <w:tcPr>
-            <w:tcW w:type="dxa" w:w="1728"/>
-          </w:tcPr>
-          <w:p>
-            <w:pPr>
-              <w:jc w:val="center"/>
-            </w:pPr>
-            <w:r/>
-            <w:r>
-              <w:rPr>
-                <w:rFonts w:ascii="Times New Roman" w:hAnsi="Times New Roman"/>
-                <w:b w:val="0"/>
-                <w:sz w:val="18"/>
-              </w:rPr>
-              <w:t>411</w:t>
-            </w:r>
-          </w:p>
-        </w:tc>
-      </w:tr>
-      <w:tr>
-        <w:tc>
-          <w:tcPr>
-            <w:tcW w:type="dxa" w:w="1728"/>
-          </w:tcPr>
-          <w:p>
-            <w:pPr>
-              <w:jc w:val="center"/>
-            </w:pPr>
-            <w:r/>
-            <w:r>
-              <w:rPr>
-                <w:rFonts w:ascii="Times New Roman" w:hAnsi="Times New Roman"/>
-                <w:b w:val="0"/>
-                <w:sz w:val="18"/>
-              </w:rPr>
-              <w:t>go</w:t>
-            </w:r>
-          </w:p>
-        </w:tc>
-        <w:tc>
-          <w:tcPr>
-            <w:tcW w:type="dxa" w:w="1728"/>
-          </w:tcPr>
-          <w:p>
-            <w:pPr>
-              <w:jc w:val="center"/>
-            </w:pPr>
-            <w:r/>
-            <w:r>
-              <w:rPr>
-                <w:rFonts w:ascii="Times New Roman" w:hAnsi="Times New Roman"/>
-                <w:b w:val="0"/>
-                <w:sz w:val="18"/>
-              </w:rPr>
-              <w:t>0.9190</w:t>
-            </w:r>
-          </w:p>
-        </w:tc>
-        <w:tc>
-          <w:tcPr>
-            <w:tcW w:type="dxa" w:w="1728"/>
-          </w:tcPr>
-          <w:p>
-            <w:pPr>
-              <w:jc w:val="center"/>
-            </w:pPr>
-            <w:r/>
-            <w:r>
-              <w:rPr>
-                <w:rFonts w:ascii="Times New Roman" w:hAnsi="Times New Roman"/>
-                <w:b w:val="0"/>
-                <w:sz w:val="18"/>
-              </w:rPr>
-              <w:t>0.9184</w:t>
-            </w:r>
-          </w:p>
-        </w:tc>
-        <w:tc>
-          <w:tcPr>
-            <w:tcW w:type="dxa" w:w="1728"/>
-          </w:tcPr>
-          <w:p>
-            <w:pPr>
-              <w:jc w:val="center"/>
-            </w:pPr>
-            <w:r/>
-            <w:r>
-              <w:rPr>
-                <w:rFonts w:ascii="Times New Roman" w:hAnsi="Times New Roman"/>
-                <w:b w:val="0"/>
-                <w:sz w:val="18"/>
-              </w:rPr>
-              <w:t>−0.0006</w:t>
-            </w:r>
-          </w:p>
-        </w:tc>
-        <w:tc>
-          <w:tcPr>
-            <w:tcW w:type="dxa" w:w="1728"/>
-          </w:tcPr>
-          <w:p>
-            <w:pPr>
-              <w:jc w:val="center"/>
-            </w:pPr>
-            <w:r/>
-            <w:r>
-              <w:rPr>
-                <w:rFonts w:ascii="Times New Roman" w:hAnsi="Times New Roman"/>
-                <w:b w:val="0"/>
-                <w:sz w:val="18"/>
-              </w:rPr>
-              <w:t>402</w:t>
-            </w:r>
-          </w:p>
-        </w:tc>
-      </w:tr>
-      <w:tr>
-        <w:tc>
-          <w:tcPr>
-            <w:tcW w:type="dxa" w:w="1728"/>
-          </w:tcPr>
-          <w:p>
-            <w:pPr>
-              <w:jc w:val="center"/>
-            </w:pPr>
-            <w:r/>
-            <w:r>
-              <w:rPr>
-                <w:rFonts w:ascii="Times New Roman" w:hAnsi="Times New Roman"/>
-                <w:b w:val="0"/>
-                <w:sz w:val="18"/>
-              </w:rPr>
-              <w:t>unknown</w:t>
-            </w:r>
-          </w:p>
-        </w:tc>
-        <w:tc>
-          <w:tcPr>
-            <w:tcW w:type="dxa" w:w="1728"/>
-          </w:tcPr>
-          <w:p>
-            <w:pPr>
-              <w:jc w:val="center"/>
-            </w:pPr>
-            <w:r/>
-            <w:r>
-              <w:rPr>
-                <w:rFonts w:ascii="Times New Roman" w:hAnsi="Times New Roman"/>
-                <w:b w:val="0"/>
-                <w:sz w:val="18"/>
-              </w:rPr>
-              <w:t>0.9782</w:t>
-            </w:r>
-          </w:p>
-        </w:tc>
-        <w:tc>
-          <w:tcPr>
-            <w:tcW w:type="dxa" w:w="1728"/>
-          </w:tcPr>
-          <w:p>
-            <w:pPr>
-              <w:jc w:val="center"/>
-            </w:pPr>
-            <w:r/>
-            <w:r>
-              <w:rPr>
-                <w:rFonts w:ascii="Times New Roman" w:hAnsi="Times New Roman"/>
-                <w:b w:val="0"/>
-                <w:sz w:val="18"/>
-              </w:rPr>
-              <w:t>0.9778</w:t>
-            </w:r>
-          </w:p>
-        </w:tc>
-        <w:tc>
-          <w:tcPr>
-            <w:tcW w:type="dxa" w:w="1728"/>
-          </w:tcPr>
-          <w:p>
-            <w:pPr>
-              <w:jc w:val="center"/>
-            </w:pPr>
-            <w:r/>
-            <w:r>
-              <w:rPr>
-                <w:rFonts w:ascii="Times New Roman" w:hAnsi="Times New Roman"/>
-                <w:b w:val="0"/>
-                <w:sz w:val="18"/>
-              </w:rPr>
-              <w:t>−0.0004</w:t>
-            </w:r>
-          </w:p>
-        </w:tc>
-        <w:tc>
-          <w:tcPr>
-            <w:tcW w:type="dxa" w:w="1728"/>
-          </w:tcPr>
-          <w:p>
-            <w:pPr>
-              <w:jc w:val="center"/>
-            </w:pPr>
-            <w:r/>
-            <w:r>
-              <w:rPr>
-                <w:rFonts w:ascii="Times New Roman" w:hAnsi="Times New Roman"/>
-                <w:b w:val="0"/>
-                <w:sz w:val="18"/>
-              </w:rPr>
-              <w:t>6,931</w:t>
-            </w:r>
-          </w:p>
-        </w:tc>
-      </w:tr>
-      <w:tr>
-        <w:tc>
-          <w:tcPr>
-            <w:tcW w:type="dxa" w:w="1728"/>
-          </w:tcPr>
-          <w:p>
-            <w:pPr>
-              <w:jc w:val="center"/>
-            </w:pPr>
-            <w:r/>
-            <w:r>
-              <w:rPr>
-                <w:rFonts w:ascii="Times New Roman" w:hAnsi="Times New Roman"/>
-                <w:b w:val="0"/>
-                <w:sz w:val="18"/>
-              </w:rPr>
-              <w:t>silence</w:t>
-            </w:r>
-          </w:p>
-        </w:tc>
-        <w:tc>
-          <w:tcPr>
-            <w:tcW w:type="dxa" w:w="1728"/>
-          </w:tcPr>
-          <w:p>
-            <w:pPr>
-              <w:jc w:val="center"/>
-            </w:pPr>
-            <w:r/>
-            <w:r>
-              <w:rPr>
-                <w:rFonts w:ascii="Times New Roman" w:hAnsi="Times New Roman"/>
-                <w:b w:val="0"/>
-                <w:sz w:val="18"/>
-              </w:rPr>
-              <w:t>1.0000</w:t>
-            </w:r>
-          </w:p>
-        </w:tc>
-        <w:tc>
-          <w:tcPr>
-            <w:tcW w:type="dxa" w:w="1728"/>
-          </w:tcPr>
-          <w:p>
-            <w:pPr>
-              <w:jc w:val="center"/>
-            </w:pPr>
-            <w:r/>
-            <w:r>
-              <w:rPr>
-                <w:rFonts w:ascii="Times New Roman" w:hAnsi="Times New Roman"/>
-                <w:b w:val="0"/>
-                <w:sz w:val="18"/>
-              </w:rPr>
-              <w:t>1.0000</w:t>
-            </w:r>
-          </w:p>
-        </w:tc>
-        <w:tc>
-          <w:tcPr>
-            <w:tcW w:type="dxa" w:w="1728"/>
-          </w:tcPr>
-          <w:p>
-            <w:pPr>
-              <w:jc w:val="center"/>
-            </w:pPr>
-            <w:r/>
-            <w:r>
-              <w:rPr>
-                <w:rFonts w:ascii="Times New Roman" w:hAnsi="Times New Roman"/>
-                <w:b w:val="0"/>
-                <w:sz w:val="18"/>
-              </w:rPr>
-              <w:t>0.0000</w:t>
-            </w:r>
-          </w:p>
-        </w:tc>
-        <w:tc>
-          <w:tcPr>
-            <w:tcW w:type="dxa" w:w="1728"/>
-          </w:tcPr>
-          <w:p>
-            <w:pPr>
-              <w:jc w:val="center"/>
-            </w:pPr>
-            <w:r/>
-            <w:r>
-              <w:rPr>
-                <w:rFonts w:ascii="Times New Roman" w:hAnsi="Times New Roman"/>
-                <w:b w:val="0"/>
-                <w:sz w:val="18"/>
-              </w:rPr>
-              <w:t>1,100</w:t>
-            </w:r>
-          </w:p>
-        </w:tc>
-      </w:tr>
-    </w:tbl>
-    <w:p/>
-    <w:p>
-      <w:pPr>
-        <w:ind w:firstLine="432"/>
-      </w:pPr>
-      <w:r>
-        <w:rPr>
-          <w:rFonts w:ascii="Times New Roman" w:hAnsi="Times New Roman"/>
-          <w:b w:val="0"/>
-          <w:i w:val="0"/>
-          <w:sz w:val="22"/>
-        </w:rPr>
-        <w:t>The silence class achieves perfect classification (F1=1.000) in both precision modes. The highest keyword F1-scores are observed for stop (0.977) and yes (0.972), while go (0.918) and on (0.934) exhibit the lowest performance. The dominant error mode is confusion between keyword classes and the unknown class, which is expected given the acoustic similarity between target keywords and out-of-vocabulary speech.</w:t>
-      </w:r>
-    </w:p>
-    <w:p>
-      <w:pPr>
-        <w:ind w:firstLine="432"/>
-      </w:pPr>
-      <w:r>
-        <w:rPr>
-          <w:rFonts w:ascii="Times New Roman" w:hAnsi="Times New Roman"/>
-          <w:b w:val="0"/>
-          <w:i w:val="0"/>
-          <w:sz w:val="22"/>
-        </w:rPr>
-        <w:t>The unknown class contains 6,931 samples (57.3% of the test set), and its high F1-score (0.978) substantially contributes to the weighted F1 metric. The macro F1-score (0.9490), which weights all classes equally, provides a more balanced assessment of per-class performance.</w:t>
-      </w:r>
-    </w:p>
-    <w:p>
-      <w:pPr>
-        <w:ind w:firstLine="432"/>
-      </w:pPr>
-      <w:r>
-        <w:rPr>
-          <w:rFonts w:ascii="Times New Roman" w:hAnsi="Times New Roman"/>
-          <w:b w:val="0"/>
-          <w:i w:val="0"/>
-          <w:sz w:val="22"/>
-        </w:rPr>
-        <w:t>INT8 quantization produces minimal per-class variation: the maximum F1 degradation is 0.0102 (no class), while three classes (left, on, stop) show slight improvement after quantization, likely due to beneficial rounding effects.</w:t>
-      </w:r>
-    </w:p>
-    <w:p>
-      <w:pPr>
-        <w:pStyle w:val="Heading2"/>
-      </w:pPr>
-      <w:r>
-        <w:t>D. Ablation Study: Training Optimization Impact</w:t>
+        <w:t>B. Ablation Study</w:t>
       </w:r>
     </w:p>
     <w:p>
@@ -7605,7 +5328,7 @@
         <w:pStyle w:val="Heading2"/>
       </w:pPr>
       <w:r>
-        <w:t>E. Model Size and Deployment Metrics</w:t>
+        <w:t>C. Model Size and Deployment Metrics</w:t>
       </w:r>
     </w:p>
     <w:p>
@@ -7972,7 +5695,7 @@
         <w:pStyle w:val="Heading2"/>
       </w:pPr>
       <w:r>
-        <w:t>F. On-Device Inference Latency</w:t>
+        <w:t>D. On-Device Inference Latency</w:t>
       </w:r>
     </w:p>
     <w:p>
@@ -8385,7 +6108,7 @@
         <w:pStyle w:val="Heading2"/>
       </w:pPr>
       <w:r>
-        <w:t>G. Comparison with State-of-the-Art</w:t>
+        <w:t>E. Comparison with State-of-the-Art</w:t>
       </w:r>
     </w:p>
     <w:p>
@@ -9140,7 +6863,7 @@
                 <w:b w:val="0"/>
                 <w:sz w:val="18"/>
               </w:rPr>
-              <w:t>TENet12 [4]</w:t>
+              <w:t>TENet12 [4] (12-class)</w:t>
             </w:r>
           </w:p>
         </w:tc>
@@ -9313,7 +7036,7 @@
                 <w:b w:val="0"/>
                 <w:sz w:val="18"/>
               </w:rPr>
-              <w:t>TENet6-N [4]</w:t>
+              <w:t>TENet6-N [4] (12-class)</w:t>
             </w:r>
           </w:p>
         </w:tc>
@@ -9486,7 +7209,7 @@
                 <w:b w:val="0"/>
                 <w:sz w:val="18"/>
               </w:rPr>
-              <w:t>BC-ResNet-1 [5]</w:t>
+              <w:t>BC-ResNet-1 [5] (12-class)</w:t>
             </w:r>
           </w:p>
         </w:tc>
@@ -9659,7 +7382,7 @@
                 <w:b w:val="0"/>
                 <w:sz w:val="18"/>
               </w:rPr>
-              <w:t>MatchboxNet [6]</w:t>
+              <w:t>MatchboxNet [6] (12-class)</w:t>
             </w:r>
           </w:p>
         </w:tc>
@@ -10451,7 +8174,7 @@
         <w:pStyle w:val="Heading1"/>
       </w:pPr>
       <w:r>
-        <w:t>V. Conclusion</w:t>
+        <w:t>IV. Conclusion</w:t>
       </w:r>
     </w:p>
     <w:p>
@@ -10465,7 +8188,7 @@
           <w:i w:val="0"/>
           <w:sz w:val="22"/>
         </w:rPr>
-        <w:t>This paper presented an optimized keyword spotting system designed for deployment on resource-constrained microcontrollers. Through a five-architecture comparison study and a four-stage progressive grid search over 2,302 candidate configurations, an optimized TENet variant was identified that achieves high classification accuracy within a strict computational budget of 276K MACCs.</w:t>
+        <w:t>This paper presented an optimized keyword spotting system for ARM Cortex-M7 microcontrollers. A four-stage progressive grid search over 2,302 TENet configurations was conducted under a computational budget matched to a DS-CNN embedded baseline. The best configuration was trained with SpecAugment, Mixup, label smoothing, and cosine annealing, then quantized to INT8 and deployed on an STM32F767IGT6 using X-CUBE-AI.</w:t>
       </w:r>
     </w:p>
     <w:p>
@@ -10479,21 +8202,7 @@
           <w:i w:val="0"/>
           <w:sz w:val="22"/>
         </w:rPr>
-        <w:t>The optimized model achieves 96.84% test accuracy (96.76% after INT8 quantization) and a weighted F1-score of 0.9675 on the Google Speech Commands v2 12-class benchmark, with only 12,822 parameters. When deployed on an STM32F767IGT6 Cortex-M7 microcontroller at 216 MHz, the INT8 model requires 13.87 KB of flash memory and 7.64 KB of RAM, and achieves an inference latency of 6.32 ms. Compared with the DS-CNN baseline operating under the same MACC constraint, the proposed model improves accuracy by 5.76 percentage points while reducing flash memory by 91.8%.</w:t>
-      </w:r>
-    </w:p>
-    <w:p>
-      <w:pPr>
-        <w:ind w:firstLine="432"/>
-      </w:pPr>
-      <w:r>
-        <w:rPr>
-          <w:rFonts w:ascii="Times New Roman" w:hAnsi="Times New Roman"/>
-          <w:b w:val="0"/>
-          <w:i w:val="0"/>
-          <w:sz w:val="22"/>
-        </w:rPr>
-        <w:t>Key findings from this work include: (1) narrow channels with high expansion ratios are more efficient than wide channels with low expansion ratios at the same MACC budget; (2) training augmentation techniques (SpecAugment, Mixup, label smoothing) collectively contribute +1.84% accuracy improvement for small models; and (3) INT8 post-training quantization introduces negligible accuracy degradation (−0.08%) for the optimized architecture.</w:t>
+        <w:t>The optimized model achieves 96.76% INT8 accuracy (weighted F1 = 0.9675) on the Google Speech Commands v2 12-class benchmark with 12,822 parameters and 276K MACCs. On-device, the INT8 model requires 13.87 KB flash, 7.64 KB RAM, and 6.32 ms inference latency at 216 MHz.</w:t>
       </w:r>
     </w:p>
     <w:p>
@@ -10565,7 +8274,7 @@
           <w:rFonts w:ascii="Times New Roman" w:hAnsi="Times New Roman"/>
           <w:sz w:val="20"/>
         </w:rPr>
-        <w:t>[4] R. Li, Z. Gao, L. Wang, and G. Li, "Small-footprint keyword spotting with multi-scale temporal convolution," in Proc. Interspeech, 2020.</w:t>
+        <w:t>[4] X. Li, X. Wei, and X. Qin, "Small-footprint keyword spotting with multi-scale temporal convolution," in Proc. Interspeech, 2020, pp. 1987–1991.</w:t>
       </w:r>
     </w:p>
     <w:p>
@@ -10646,7 +8355,7 @@
           <w:rFonts w:ascii="Times New Roman" w:hAnsi="Times New Roman"/>
           <w:sz w:val="20"/>
         </w:rPr>
-        <w:t>[13] S. Liberatore, F. Pollicino, and M. Rusci, "MicroNAS: Zero-shot neural architecture search for MCUs," arXiv preprint arXiv:2401.08996, 2024.</w:t>
+        <w:t>[13] Y. Qiao, H. Xu, Y. Zhang, and S. Huang, "MicroNAS: Zero-shot neural architecture search for MCUs," in Proc. DATE, 2024.</w:t>
       </w:r>
     </w:p>
     <w:p>
@@ -10673,7 +8382,7 @@
           <w:rFonts w:ascii="Times New Roman" w:hAnsi="Times New Roman"/>
           <w:sz w:val="20"/>
         </w:rPr>
-        <w:t>[16] L. Lai, N. Suda, and V. Chandra, "CMSIS-NN: Efficient neural networks on ARM Cortex-M processors," arXiv preprint arXiv:1801.06601, 2018.</w:t>
+        <w:t>[16] L. Lai, N. Suda, and V. Chandra, "CMSIS-NN: Efficient neural network kernels for Arm Cortex-M CPUs," arXiv preprint arXiv:1801.06601, 2018.</w:t>
       </w:r>
     </w:p>
     <w:p>
@@ -10718,7 +8427,16 @@
           <w:rFonts w:ascii="Times New Roman" w:hAnsi="Times New Roman"/>
           <w:sz w:val="20"/>
         </w:rPr>
-        <w:t>[21] F. Bartoli, L. Boschi, and V. Luise, "End-to-end efficiency in keyword spotting: A system-level approach for embedded microcontrollers," arXiv preprint arXiv:2509.07051, 2025.</w:t>
+        <w:t>[21] P. Bartoli, T. Bondini, C. Veronesi, A. Giudici, N. Antonello, and F. Zappa, "End-to-end efficiency in keyword spotting: A system-level approach for embedded microcontrollers," arXiv preprint arXiv:2509.07051, 2025.</w:t>
+      </w:r>
+    </w:p>
+    <w:p>
+      <w:r>
+        <w:rPr>
+          <w:rFonts w:ascii="Times New Roman" w:hAnsi="Times New Roman"/>
+          <w:sz w:val="20"/>
+        </w:rPr>
+        <w:t>[22] H. Yang et al., "LiCo-Net: Linearized convolution network for hardware-efficient keyword spotting," arXiv preprint arXiv:2211.04635, 2022.</w:t>
       </w:r>
     </w:p>
     <w:sectPr>
